--- a/reports/ПР_7-8_Объектно-ориентированное_моделирование.docx
+++ b/reports/ПР_7-8_Объектно-ориентированное_моделирование.docx
@@ -1367,7 +1367,7 @@
                 <w:i w:val="0"/>
                 <w:sz w:val="24"/>
               </w:rPr>
-              <w:t>Обучает модели прогнозирования, контролирует точность</w:t>
+              <w:t>Настраивает модели прогнозирования, контролирует точность</w:t>
             </w:r>
           </w:p>
         </w:tc>
@@ -2144,7 +2144,7 @@
                 <w:i w:val="0"/>
                 <w:sz w:val="24"/>
               </w:rPr>
-              <w:t>Расчёт прогноза и квантилей моделью машинного обучения</w:t>
+              <w:t>Расчёт прогноза и квантилей статистической моделью</w:t>
             </w:r>
           </w:p>
         </w:tc>
@@ -3480,7 +3480,7 @@
                 <w:i w:val="0"/>
                 <w:sz w:val="24"/>
               </w:rPr>
-              <w:t>1. Планировщик запускает расчёт. 2. Система получает историю продаж, события календаря, прогноз погоды. 3. Формирует признаки. 4. Рассчитывает квантили P50, P80, P95. 5. Сохраняет прогноз</w:t>
+              <w:t>1. Планировщик запускает расчёт. 2. Система получает историю продаж, события календаря, прогноз погоды. 3. Очищает историю от дней дефицита и учитывает календарные коэффициенты. 4. Рассчитывает квантили P50, P80, P95. 5. Сохраняет прогноз</w:t>
             </w:r>
           </w:p>
         </w:tc>
@@ -3614,7 +3614,7 @@
       <w:r>
         <w:drawing>
           <wp:inline xmlns:a="http://schemas.openxmlformats.org/drawingml/2006/main" xmlns:pic="http://schemas.openxmlformats.org/drawingml/2006/picture">
-            <wp:extent cx="5760000" cy="2074631"/>
+            <wp:extent cx="5760000" cy="2103811"/>
             <wp:docPr id="4" name="Picture 4"/>
             <wp:cNvGraphicFramePr>
               <a:graphicFrameLocks noChangeAspect="1"/>
@@ -3635,7 +3635,7 @@
                   <pic:spPr>
                     <a:xfrm>
                       <a:off x="0" y="0"/>
-                      <a:ext cx="5760000" cy="2074631"/>
+                      <a:ext cx="5760000" cy="2103811"/>
                     </a:xfrm>
                     <a:prstGeom prst="rect"/>
                   </pic:spPr>
@@ -5637,7 +5637,7 @@
                 <w:i w:val="0"/>
                 <w:sz w:val="24"/>
               </w:rPr>
-              <w:t>Подготовка признаков и расчёт прогноза спроса</w:t>
+              <w:t>Подготовка данных и расчёт прогноза спроса</w:t>
             </w:r>
           </w:p>
         </w:tc>
@@ -6114,7 +6114,7 @@
           <w:i w:val="0"/>
           <w:sz w:val="28"/>
         </w:rPr>
-        <w:t>Классы разделены на пакеты по функциональным областям (механизм разбиения — по подсистемам). Диаграмма пакетов приведена на рисунке 7.11. Пакет domain содержит общие сущности, используемые остальными пакетами; пакет forecasting изолирует модели машинного обучения, а integration — взаимодействие с внешними системами.</w:t>
+        <w:t>Классы разделены на пакеты по функциональным областям (механизм разбиения — по подсистемам). Диаграмма пакетов приведена на рисунке 7.11. Пакет domain содержит общие сущности, используемые остальными пакетами; пакет forecasting изолирует модели прогнозирования, а integration — взаимодействие с внешними системами.</w:t>
       </w:r>
     </w:p>
     <w:p>
@@ -6127,7 +6127,7 @@
       <w:r>
         <w:drawing>
           <wp:inline xmlns:a="http://schemas.openxmlformats.org/drawingml/2006/main" xmlns:pic="http://schemas.openxmlformats.org/drawingml/2006/picture">
-            <wp:extent cx="5400000" cy="4024390"/>
+            <wp:extent cx="5400000" cy="4038985"/>
             <wp:docPr id="11" name="Picture 11"/>
             <wp:cNvGraphicFramePr>
               <a:graphicFrameLocks noChangeAspect="1"/>
@@ -6148,7 +6148,7 @@
                   <pic:spPr>
                     <a:xfrm>
                       <a:off x="0" y="0"/>
-                      <a:ext cx="5400000" cy="4024390"/>
+                      <a:ext cx="5400000" cy="4038985"/>
                     </a:xfrm>
                     <a:prstGeom prst="rect"/>
                   </pic:spPr>

--- a/reports/ПР_7-8_Объектно-ориентированное_моделирование.docx
+++ b/reports/ПР_7-8_Объектно-ориентированное_моделирование.docx
@@ -3480,7 +3480,7 @@
                 <w:i w:val="0"/>
                 <w:sz w:val="24"/>
               </w:rPr>
-              <w:t>1. Планировщик запускает расчёт. 2. Система получает историю продаж, события календаря, прогноз погоды. 3. Очищает историю от дней дефицита и учитывает календарные коэффициенты. 4. Рассчитывает квантили P50, P80, P95. 5. Сохраняет прогноз</w:t>
+              <w:t>1. Планировщик запускает расчёт. 2. Система получает опубликованную версию модели, историю продаж, события календаря и погоду. 3. Восстанавливает спрос в дни дефицита, рассчитывает коэффициенты событий и погоды. 4. Для каждого ряда «товар — место» выбирает модель (сезонная наивная, Хольт–Уинтерс, метод Кростона) по WAPE на отложенном периоде и рассчитывает P50; P80 и P95 — по квантилям ошибок модели. 5. Сохраняет прогноз</w:t>
             </w:r>
           </w:p>
         </w:tc>
@@ -3531,7 +3531,7 @@
                 <w:i w:val="0"/>
                 <w:sz w:val="24"/>
               </w:rPr>
-              <w:t>2а. Погодный сервис недоступен — используются климатические средние. 4а. Ошибка модели — используется прогноз предыдущего дня, аналитик получает уведомление</w:t>
+              <w:t>2а. Погодный сервис недоступен — используются климатические средние. 4а. Ошибка расчёта — действует результат предыдущего расчёта, сбой отображается в журнале расчётов</w:t>
             </w:r>
           </w:p>
         </w:tc>
@@ -3614,7 +3614,7 @@
       <w:r>
         <w:drawing>
           <wp:inline xmlns:a="http://schemas.openxmlformats.org/drawingml/2006/main" xmlns:pic="http://schemas.openxmlformats.org/drawingml/2006/picture">
-            <wp:extent cx="5760000" cy="2103811"/>
+            <wp:extent cx="5760000" cy="2444692"/>
             <wp:docPr id="4" name="Picture 4"/>
             <wp:cNvGraphicFramePr>
               <a:graphicFrameLocks noChangeAspect="1"/>
@@ -3635,7 +3635,7 @@
                   <pic:spPr>
                     <a:xfrm>
                       <a:off x="0" y="0"/>
-                      <a:ext cx="5760000" cy="2103811"/>
+                      <a:ext cx="5760000" cy="2444692"/>
                     </a:xfrm>
                     <a:prstGeom prst="rect"/>
                   </pic:spPr>
@@ -3683,7 +3683,7 @@
       <w:r>
         <w:drawing>
           <wp:inline xmlns:a="http://schemas.openxmlformats.org/drawingml/2006/main" xmlns:pic="http://schemas.openxmlformats.org/drawingml/2006/picture">
-            <wp:extent cx="5400000" cy="4284556"/>
+            <wp:extent cx="5400000" cy="3211867"/>
             <wp:docPr id="5" name="Picture 5"/>
             <wp:cNvGraphicFramePr>
               <a:graphicFrameLocks noChangeAspect="1"/>
@@ -3704,7 +3704,7 @@
                   <pic:spPr>
                     <a:xfrm>
                       <a:off x="0" y="0"/>
-                      <a:ext cx="5400000" cy="4284556"/>
+                      <a:ext cx="5400000" cy="3211867"/>
                     </a:xfrm>
                     <a:prstGeom prst="rect"/>
                   </pic:spPr>
@@ -4433,7 +4433,7 @@
                 <w:i w:val="0"/>
                 <w:sz w:val="24"/>
               </w:rPr>
-              <w:t>1. Продавец открывает контроль сроков. 2. Система показывает партии и рекомендуемые скидки. 3. Продавец подтверждает уценку. 4. Система выгружает новую цену в кассы</w:t>
+              <w:t>1. Продавец открывает контроль сроков. 2. Система показывает партии и рекомендуемые скидки. 3. Продавец подтверждает уценку. 4. Новая цена партии передаётся кассам при очередном запросе цен «1С:Розница»</w:t>
             </w:r>
           </w:p>
         </w:tc>
@@ -4567,7 +4567,7 @@
       <w:r>
         <w:drawing>
           <wp:inline xmlns:a="http://schemas.openxmlformats.org/drawingml/2006/main" xmlns:pic="http://schemas.openxmlformats.org/drawingml/2006/picture">
-            <wp:extent cx="5760000" cy="3551941"/>
+            <wp:extent cx="5760000" cy="3869394"/>
             <wp:docPr id="7" name="Picture 7"/>
             <wp:cNvGraphicFramePr>
               <a:graphicFrameLocks noChangeAspect="1"/>
@@ -4588,7 +4588,7 @@
                   <pic:spPr>
                     <a:xfrm>
                       <a:off x="0" y="0"/>
-                      <a:ext cx="5760000" cy="3551941"/>
+                      <a:ext cx="5760000" cy="3869394"/>
                     </a:xfrm>
                     <a:prstGeom prst="rect"/>
                   </pic:spPr>
@@ -5175,7 +5175,7 @@
       <w:r>
         <w:drawing>
           <wp:inline xmlns:a="http://schemas.openxmlformats.org/drawingml/2006/main" xmlns:pic="http://schemas.openxmlformats.org/drawingml/2006/picture">
-            <wp:extent cx="5940000" cy="2997298"/>
+            <wp:extent cx="5940000" cy="2018374"/>
             <wp:docPr id="10" name="Picture 10"/>
             <wp:cNvGraphicFramePr>
               <a:graphicFrameLocks noChangeAspect="1"/>
@@ -5196,7 +5196,7 @@
                   <pic:spPr>
                     <a:xfrm>
                       <a:off x="0" y="0"/>
-                      <a:ext cx="5940000" cy="2997298"/>
+                      <a:ext cx="5940000" cy="2018374"/>
                     </a:xfrm>
                     <a:prstGeom prst="rect"/>
                   </pic:spPr>
@@ -5665,6 +5665,80 @@
                 <w:i w:val="0"/>
                 <w:sz w:val="24"/>
               </w:rPr>
+              <w:t>МоделиВременныхРядов</w:t>
+            </w:r>
+          </w:p>
+        </w:tc>
+        <w:tc>
+          <w:tcPr>
+            <w:tcW w:type="dxa" w:w="1474"/>
+          </w:tcPr>
+          <w:p>
+            <w:pPr>
+              <w:widowControl w:val="0"/>
+              <w:spacing w:line="240" w:lineRule="auto" w:after="0"/>
+              <w:ind w:firstLine="0"/>
+              <w:jc w:val="left"/>
+            </w:pPr>
+            <w:r/>
+            <w:r>
+              <w:rPr>
+                <w:rFonts w:ascii="Times New Roman" w:hAnsi="Times New Roman" w:cs="Times New Roman" w:eastAsia="Times New Roman"/>
+                <w:b w:val="0"/>
+                <w:i w:val="0"/>
+                <w:sz w:val="24"/>
+              </w:rPr>
+              <w:t>control</w:t>
+            </w:r>
+          </w:p>
+        </w:tc>
+        <w:tc>
+          <w:tcPr>
+            <w:tcW w:type="dxa" w:w="5272"/>
+          </w:tcPr>
+          <w:p>
+            <w:pPr>
+              <w:widowControl w:val="0"/>
+              <w:spacing w:line="240" w:lineRule="auto" w:after="0"/>
+              <w:ind w:firstLine="0"/>
+              <w:jc w:val="left"/>
+            </w:pPr>
+            <w:r/>
+            <w:r>
+              <w:rPr>
+                <w:rFonts w:ascii="Times New Roman" w:hAnsi="Times New Roman" w:cs="Times New Roman" w:eastAsia="Times New Roman"/>
+                <w:b w:val="0"/>
+                <w:i w:val="0"/>
+                <w:sz w:val="24"/>
+              </w:rPr>
+              <w:t>Сезонная наивная модель, Хольт–Уинтерс, метод Кростона, выбор модели по WAPE</w:t>
+            </w:r>
+          </w:p>
+        </w:tc>
+      </w:tr>
+      <w:tr>
+        <w:trPr>
+          <w:cantSplit/>
+        </w:trPr>
+        <w:tc>
+          <w:tcPr>
+            <w:tcW w:type="dxa" w:w="2608"/>
+          </w:tcPr>
+          <w:p>
+            <w:pPr>
+              <w:widowControl w:val="0"/>
+              <w:spacing w:line="240" w:lineRule="auto" w:after="0"/>
+              <w:ind w:firstLine="0"/>
+              <w:jc w:val="left"/>
+            </w:pPr>
+            <w:r/>
+            <w:r>
+              <w:rPr>
+                <w:rFonts w:ascii="Times New Roman" w:hAnsi="Times New Roman" w:cs="Times New Roman" w:eastAsia="Times New Roman"/>
+                <w:b w:val="0"/>
+                <w:i w:val="0"/>
+                <w:sz w:val="24"/>
+              </w:rPr>
               <w:t>СервисСроковИУценки</w:t>
             </w:r>
           </w:p>
@@ -5813,7 +5887,7 @@
                 <w:i w:val="0"/>
                 <w:sz w:val="24"/>
               </w:rPr>
-              <w:t>АдаптерКасс, АдаптерИнтернетМагазина</w:t>
+              <w:t>АдаптерКасс, АдаптерИнтернетМагазина, АдаптерПогоды, АдаптерПоставщика</w:t>
             </w:r>
           </w:p>
         </w:tc>
@@ -5859,7 +5933,7 @@
                 <w:i w:val="0"/>
                 <w:sz w:val="24"/>
               </w:rPr>
-              <w:t>Интеграция с «1С», кассами и сайтом</w:t>
+              <w:t>Интеграция с «1С», кассами, сайтом и маркетплейсами, погодным сервисом, отправка заказов поставщикам (e-mail или API)</w:t>
             </w:r>
           </w:p>
         </w:tc>
@@ -6114,7 +6188,7 @@
           <w:i w:val="0"/>
           <w:sz w:val="28"/>
         </w:rPr>
-        <w:t>Классы разделены на пакеты по функциональным областям (механизм разбиения — по подсистемам). Диаграмма пакетов приведена на рисунке 7.11. Пакет domain содержит общие сущности, используемые остальными пакетами; пакет forecasting изолирует модели прогнозирования, а integration — взаимодействие с внешними системами.</w:t>
+        <w:t>Классы разделены на пакеты по функциональным областям (механизм разбиения — по подсистемам). Диаграмма пакетов приведена на рисунке 7.11; имена пакетов совпадают с модулями программной реализации. Пакет models содержит общие сущности, используемые остальными пакетами; пакет api принимает запросы экранов и внешних систем и проверяет права ролей; пакеты forecasting и tsmodels изолируют модели прогнозирования, а onec, weather, supplier_send и mail — взаимодействие с внешними системами.</w:t>
       </w:r>
     </w:p>
     <w:p>
@@ -6127,7 +6201,7 @@
       <w:r>
         <w:drawing>
           <wp:inline xmlns:a="http://schemas.openxmlformats.org/drawingml/2006/main" xmlns:pic="http://schemas.openxmlformats.org/drawingml/2006/picture">
-            <wp:extent cx="5400000" cy="4038985"/>
+            <wp:extent cx="5400000" cy="4653234"/>
             <wp:docPr id="11" name="Picture 11"/>
             <wp:cNvGraphicFramePr>
               <a:graphicFrameLocks noChangeAspect="1"/>
@@ -6148,7 +6222,7 @@
                   <pic:spPr>
                     <a:xfrm>
                       <a:off x="0" y="0"/>
-                      <a:ext cx="5400000" cy="4038985"/>
+                      <a:ext cx="5400000" cy="4653234"/>
                     </a:xfrm>
                     <a:prstGeom prst="rect"/>
                   </pic:spPr>
@@ -6963,7 +7037,7 @@
           <w:i w:val="0"/>
           <w:sz w:val="28"/>
         </w:rPr>
-        <w:t>Объединённая диаграмма компонентов и размещения (рисунок 7.13) показывает размещение программных компонентов на сервере Компании, рабочих местах и ТСД, а также связи с внешними системами.</w:t>
+        <w:t>Объединённая диаграмма компонентов и размещения (рисунок 7.13) показывает размещение программных компонентов на сервере Компании, рабочих местах и ТСД, а также связи с внешними системами. Компоненты сервера запускаются как контейнеры Docker Compose; для работы на одном компьютере те же компоненты (кроме прокси) объединены в версии для Windows без установки.</w:t>
       </w:r>
     </w:p>
     <w:p>
@@ -6976,7 +7050,7 @@
       <w:r>
         <w:drawing>
           <wp:inline xmlns:a="http://schemas.openxmlformats.org/drawingml/2006/main" xmlns:pic="http://schemas.openxmlformats.org/drawingml/2006/picture">
-            <wp:extent cx="5940000" cy="5851109"/>
+            <wp:extent cx="5940000" cy="3284119"/>
             <wp:docPr id="13" name="Picture 13"/>
             <wp:cNvGraphicFramePr>
               <a:graphicFrameLocks noChangeAspect="1"/>
@@ -6997,7 +7071,7 @@
                   <pic:spPr>
                     <a:xfrm>
                       <a:off x="0" y="0"/>
-                      <a:ext cx="5940000" cy="5851109"/>
+                      <a:ext cx="5940000" cy="3284119"/>
                     </a:xfrm>
                     <a:prstGeom prst="rect"/>
                   </pic:spPr>
@@ -7221,6 +7295,116 @@
           </w:p>
         </w:tc>
       </w:tr>
+    </w:tbl>
+    <w:p>
+      <w:pPr>
+        <w:keepNext/>
+        <w:ind w:firstLine="0"/>
+        <w:jc w:val="right"/>
+      </w:pPr>
+      <w:r>
+        <w:rPr>
+          <w:rFonts w:ascii="Times New Roman" w:hAnsi="Times New Roman" w:cs="Times New Roman" w:eastAsia="Times New Roman"/>
+          <w:b w:val="0"/>
+          <w:i w:val="0"/>
+          <w:sz w:val="28"/>
+        </w:rPr>
+        <w:t>Продолжение таблицы 7.11</w:t>
+      </w:r>
+    </w:p>
+    <w:tbl>
+      <w:tblPr>
+        <w:tblStyle w:val="TableGrid"/>
+        <w:tblW w:type="auto" w:w="0"/>
+        <w:jc w:val="center"/>
+        <w:tblLayout w:type="fixed"/>
+        <w:tblLook w:firstColumn="1" w:firstRow="1" w:lastColumn="0" w:lastRow="0" w:noHBand="0" w:noVBand="1" w:val="04A0"/>
+        <w:tblLayout w:type="fixed"/>
+        <w:tblCaption w:val="7.11|1"/>
+      </w:tblPr>
+      <w:tblGrid>
+        <w:gridCol w:w="2268"/>
+        <w:gridCol w:w="3118"/>
+        <w:gridCol w:w="3969"/>
+      </w:tblGrid>
+      <w:tr>
+        <w:trPr>
+          <w:cantSplit/>
+          <w:tblHeader/>
+        </w:trPr>
+        <w:tc>
+          <w:tcPr>
+            <w:tcW w:type="dxa" w:w="2268"/>
+          </w:tcPr>
+          <w:p>
+            <w:pPr>
+              <w:keepNext/>
+              <w:widowControl w:val="0"/>
+              <w:spacing w:line="240" w:lineRule="auto" w:after="0"/>
+              <w:ind w:firstLine="0"/>
+              <w:jc w:val="center"/>
+            </w:pPr>
+            <w:r/>
+            <w:r>
+              <w:rPr>
+                <w:rFonts w:ascii="Times New Roman" w:hAnsi="Times New Roman" w:cs="Times New Roman" w:eastAsia="Times New Roman"/>
+                <w:b w:val="0"/>
+                <w:i w:val="0"/>
+                <w:sz w:val="24"/>
+              </w:rPr>
+              <w:t>Узел</w:t>
+            </w:r>
+          </w:p>
+        </w:tc>
+        <w:tc>
+          <w:tcPr>
+            <w:tcW w:type="dxa" w:w="3118"/>
+          </w:tcPr>
+          <w:p>
+            <w:pPr>
+              <w:keepNext/>
+              <w:widowControl w:val="0"/>
+              <w:spacing w:line="240" w:lineRule="auto" w:after="0"/>
+              <w:ind w:firstLine="0"/>
+              <w:jc w:val="center"/>
+            </w:pPr>
+            <w:r/>
+            <w:r>
+              <w:rPr>
+                <w:rFonts w:ascii="Times New Roman" w:hAnsi="Times New Roman" w:cs="Times New Roman" w:eastAsia="Times New Roman"/>
+                <w:b w:val="0"/>
+                <w:i w:val="0"/>
+                <w:sz w:val="24"/>
+              </w:rPr>
+              <w:t>Компоненты</w:t>
+            </w:r>
+          </w:p>
+        </w:tc>
+        <w:tc>
+          <w:tcPr>
+            <w:tcW w:type="dxa" w:w="3969"/>
+          </w:tcPr>
+          <w:p>
+            <w:pPr>
+              <w:keepNext/>
+              <w:widowControl w:val="0"/>
+              <w:spacing w:line="240" w:lineRule="auto" w:after="0"/>
+              <w:ind w:firstLine="0"/>
+              <w:jc w:val="center"/>
+            </w:pPr>
+            <w:r/>
+            <w:r>
+              <w:rPr>
+                <w:rFonts w:ascii="Times New Roman" w:hAnsi="Times New Roman" w:cs="Times New Roman" w:eastAsia="Times New Roman"/>
+                <w:b w:val="0"/>
+                <w:i w:val="0"/>
+                <w:sz w:val="24"/>
+              </w:rPr>
+              <w:t>Назначение</w:t>
+            </w:r>
+          </w:p>
+        </w:tc>
+      </w:tr>
       <w:tr>
         <w:trPr>
           <w:cantSplit/>
@@ -7341,7 +7525,7 @@
                 <w:i w:val="0"/>
                 <w:sz w:val="24"/>
               </w:rPr>
-              <w:t>web-frontend, backend-api, forecast-service, scheduler, integration-gateway, PostgreSQL</w:t>
+              <w:t>proxy (Caddy), web (nginx + React), api (FastAPI), scheduler (APScheduler), db (PostgreSQL)</w:t>
             </w:r>
           </w:p>
         </w:tc>
@@ -7364,7 +7548,7 @@
                 <w:i w:val="0"/>
                 <w:sz w:val="24"/>
               </w:rPr>
-              <w:t>Бизнес-логика, прогнозирование, хранение данных</w:t>
+              <w:t>HTTPS, бизнес-логика, интеграции, задачи по расписанию (прогноз, обмен с «1С», выгрузка на сайт, резервное копирование), хранение данных</w:t>
             </w:r>
           </w:p>
         </w:tc>
@@ -7415,7 +7599,7 @@
                 <w:i w:val="0"/>
                 <w:sz w:val="24"/>
               </w:rPr>
-              <w:t>«1С:Розница», кассы, интернет-магазин, погодный сервис, почтовый сервер</w:t>
+              <w:t>«1С:Розница», кассы, интернет-магазин и маркетплейсы, погодный сервис, почтовый сервер и API поставщиков</w:t>
             </w:r>
           </w:p>
         </w:tc>
@@ -7439,6 +7623,80 @@
                 <w:sz w:val="24"/>
               </w:rPr>
               <w:t>Источники и приёмники данных</w:t>
+            </w:r>
+          </w:p>
+        </w:tc>
+      </w:tr>
+      <w:tr>
+        <w:trPr>
+          <w:cantSplit/>
+        </w:trPr>
+        <w:tc>
+          <w:tcPr>
+            <w:tcW w:type="dxa" w:w="2268"/>
+          </w:tcPr>
+          <w:p>
+            <w:pPr>
+              <w:widowControl w:val="0"/>
+              <w:spacing w:line="240" w:lineRule="auto" w:after="0"/>
+              <w:ind w:firstLine="0"/>
+              <w:jc w:val="left"/>
+            </w:pPr>
+            <w:r/>
+            <w:r>
+              <w:rPr>
+                <w:rFonts w:ascii="Times New Roman" w:hAnsi="Times New Roman" w:cs="Times New Roman" w:eastAsia="Times New Roman"/>
+                <w:b w:val="0"/>
+                <w:i w:val="0"/>
+                <w:sz w:val="24"/>
+              </w:rPr>
+              <w:t>Один компьютер (вариант поставки)</w:t>
+            </w:r>
+          </w:p>
+        </w:tc>
+        <w:tc>
+          <w:tcPr>
+            <w:tcW w:type="dxa" w:w="3118"/>
+          </w:tcPr>
+          <w:p>
+            <w:pPr>
+              <w:widowControl w:val="0"/>
+              <w:spacing w:line="240" w:lineRule="auto" w:after="0"/>
+              <w:ind w:firstLine="0"/>
+              <w:jc w:val="left"/>
+            </w:pPr>
+            <w:r/>
+            <w:r>
+              <w:rPr>
+                <w:rFonts w:ascii="Times New Roman" w:hAnsi="Times New Roman" w:cs="Times New Roman" w:eastAsia="Times New Roman"/>
+                <w:b w:val="0"/>
+                <w:i w:val="0"/>
+                <w:sz w:val="24"/>
+              </w:rPr>
+              <w:t>ФлораПлан.exe: веб-сервер, планировщик задач и SQLite в одном процессе</w:t>
+            </w:r>
+          </w:p>
+        </w:tc>
+        <w:tc>
+          <w:tcPr>
+            <w:tcW w:type="dxa" w:w="3969"/>
+          </w:tcPr>
+          <w:p>
+            <w:pPr>
+              <w:widowControl w:val="0"/>
+              <w:spacing w:line="240" w:lineRule="auto" w:after="0"/>
+              <w:ind w:firstLine="0"/>
+              <w:jc w:val="left"/>
+            </w:pPr>
+            <w:r/>
+            <w:r>
+              <w:rPr>
+                <w:rFonts w:ascii="Times New Roman" w:hAnsi="Times New Roman" w:cs="Times New Roman" w:eastAsia="Times New Roman"/>
+                <w:b w:val="0"/>
+                <w:i w:val="0"/>
+                <w:sz w:val="24"/>
+              </w:rPr>
+              <w:t>Работа без сервера и Docker; интерфейс открывается в браузере</w:t>
             </w:r>
           </w:p>
         </w:tc>

--- a/reports/ПР_7-8_Объектно-ориентированное_моделирование.docx
+++ b/reports/ПР_7-8_Объектно-ориентированное_моделирование.docx
@@ -1367,7 +1367,7 @@
                 <w:i w:val="0"/>
                 <w:sz w:val="24"/>
               </w:rPr>
-              <w:t>Обучает модели прогнозирования, контролирует точность</w:t>
+              <w:t>Настраивает модели прогнозирования, контролирует точность</w:t>
             </w:r>
           </w:p>
         </w:tc>
@@ -2144,7 +2144,7 @@
                 <w:i w:val="0"/>
                 <w:sz w:val="24"/>
               </w:rPr>
-              <w:t>Расчёт прогноза и квантилей моделью машинного обучения</w:t>
+              <w:t>Расчёт прогноза и квантилей статистической моделью</w:t>
             </w:r>
           </w:p>
         </w:tc>
@@ -3480,7 +3480,7 @@
                 <w:i w:val="0"/>
                 <w:sz w:val="24"/>
               </w:rPr>
-              <w:t>1. Планировщик запускает расчёт. 2. Система получает историю продаж, события календаря, прогноз погоды. 3. Формирует признаки. 4. Рассчитывает квантили P50, P80, P95. 5. Сохраняет прогноз</w:t>
+              <w:t>1. Планировщик запускает расчёт. 2. Система получает опубликованную версию модели, историю продаж, события календаря и погоду. 3. Восстанавливает спрос в дни дефицита, рассчитывает коэффициенты событий и погоды. 4. Для каждого ряда «товар — место» выбирает модель (сезонная наивная, Хольт–Уинтерс, метод Кростона) по WAPE на отложенном периоде и рассчитывает P50; P80 и P95 — по квантилям ошибок модели. 5. Сохраняет прогноз</w:t>
             </w:r>
           </w:p>
         </w:tc>
@@ -3531,7 +3531,7 @@
                 <w:i w:val="0"/>
                 <w:sz w:val="24"/>
               </w:rPr>
-              <w:t>2а. Погодный сервис недоступен — используются климатические средние. 4а. Ошибка модели — используется прогноз предыдущего дня, аналитик получает уведомление</w:t>
+              <w:t>2а. Погодный сервис недоступен — используются климатические средние. 4а. Ошибка расчёта — действует результат предыдущего расчёта, сбой отображается в журнале расчётов</w:t>
             </w:r>
           </w:p>
         </w:tc>
@@ -3614,7 +3614,7 @@
       <w:r>
         <w:drawing>
           <wp:inline xmlns:a="http://schemas.openxmlformats.org/drawingml/2006/main" xmlns:pic="http://schemas.openxmlformats.org/drawingml/2006/picture">
-            <wp:extent cx="5760000" cy="2074631"/>
+            <wp:extent cx="5760000" cy="2444692"/>
             <wp:docPr id="4" name="Picture 4"/>
             <wp:cNvGraphicFramePr>
               <a:graphicFrameLocks noChangeAspect="1"/>
@@ -3635,7 +3635,7 @@
                   <pic:spPr>
                     <a:xfrm>
                       <a:off x="0" y="0"/>
-                      <a:ext cx="5760000" cy="2074631"/>
+                      <a:ext cx="5760000" cy="2444692"/>
                     </a:xfrm>
                     <a:prstGeom prst="rect"/>
                   </pic:spPr>
@@ -3683,7 +3683,7 @@
       <w:r>
         <w:drawing>
           <wp:inline xmlns:a="http://schemas.openxmlformats.org/drawingml/2006/main" xmlns:pic="http://schemas.openxmlformats.org/drawingml/2006/picture">
-            <wp:extent cx="5400000" cy="4284556"/>
+            <wp:extent cx="5400000" cy="3211867"/>
             <wp:docPr id="5" name="Picture 5"/>
             <wp:cNvGraphicFramePr>
               <a:graphicFrameLocks noChangeAspect="1"/>
@@ -3704,7 +3704,7 @@
                   <pic:spPr>
                     <a:xfrm>
                       <a:off x="0" y="0"/>
-                      <a:ext cx="5400000" cy="4284556"/>
+                      <a:ext cx="5400000" cy="3211867"/>
                     </a:xfrm>
                     <a:prstGeom prst="rect"/>
                   </pic:spPr>
@@ -4433,7 +4433,7 @@
                 <w:i w:val="0"/>
                 <w:sz w:val="24"/>
               </w:rPr>
-              <w:t>1. Продавец открывает контроль сроков. 2. Система показывает партии и рекомендуемые скидки. 3. Продавец подтверждает уценку. 4. Система выгружает новую цену в кассы</w:t>
+              <w:t>1. Продавец открывает контроль сроков. 2. Система показывает партии и рекомендуемые скидки. 3. Продавец подтверждает уценку. 4. Новая цена партии передаётся кассам при очередном запросе цен «1С:Розница»</w:t>
             </w:r>
           </w:p>
         </w:tc>
@@ -4567,7 +4567,7 @@
       <w:r>
         <w:drawing>
           <wp:inline xmlns:a="http://schemas.openxmlformats.org/drawingml/2006/main" xmlns:pic="http://schemas.openxmlformats.org/drawingml/2006/picture">
-            <wp:extent cx="5760000" cy="3551941"/>
+            <wp:extent cx="5760000" cy="3869394"/>
             <wp:docPr id="7" name="Picture 7"/>
             <wp:cNvGraphicFramePr>
               <a:graphicFrameLocks noChangeAspect="1"/>
@@ -4588,7 +4588,7 @@
                   <pic:spPr>
                     <a:xfrm>
                       <a:off x="0" y="0"/>
-                      <a:ext cx="5760000" cy="3551941"/>
+                      <a:ext cx="5760000" cy="3869394"/>
                     </a:xfrm>
                     <a:prstGeom prst="rect"/>
                   </pic:spPr>
@@ -5175,7 +5175,7 @@
       <w:r>
         <w:drawing>
           <wp:inline xmlns:a="http://schemas.openxmlformats.org/drawingml/2006/main" xmlns:pic="http://schemas.openxmlformats.org/drawingml/2006/picture">
-            <wp:extent cx="5940000" cy="2997298"/>
+            <wp:extent cx="5940000" cy="2018374"/>
             <wp:docPr id="10" name="Picture 10"/>
             <wp:cNvGraphicFramePr>
               <a:graphicFrameLocks noChangeAspect="1"/>
@@ -5196,7 +5196,7 @@
                   <pic:spPr>
                     <a:xfrm>
                       <a:off x="0" y="0"/>
-                      <a:ext cx="5940000" cy="2997298"/>
+                      <a:ext cx="5940000" cy="2018374"/>
                     </a:xfrm>
                     <a:prstGeom prst="rect"/>
                   </pic:spPr>
@@ -5637,7 +5637,81 @@
                 <w:i w:val="0"/>
                 <w:sz w:val="24"/>
               </w:rPr>
-              <w:t>Подготовка признаков и расчёт прогноза спроса</w:t>
+              <w:t>Подготовка данных и расчёт прогноза спроса</w:t>
+            </w:r>
+          </w:p>
+        </w:tc>
+      </w:tr>
+      <w:tr>
+        <w:trPr>
+          <w:cantSplit/>
+        </w:trPr>
+        <w:tc>
+          <w:tcPr>
+            <w:tcW w:type="dxa" w:w="2608"/>
+          </w:tcPr>
+          <w:p>
+            <w:pPr>
+              <w:widowControl w:val="0"/>
+              <w:spacing w:line="240" w:lineRule="auto" w:after="0"/>
+              <w:ind w:firstLine="0"/>
+              <w:jc w:val="left"/>
+            </w:pPr>
+            <w:r/>
+            <w:r>
+              <w:rPr>
+                <w:rFonts w:ascii="Times New Roman" w:hAnsi="Times New Roman" w:cs="Times New Roman" w:eastAsia="Times New Roman"/>
+                <w:b w:val="0"/>
+                <w:i w:val="0"/>
+                <w:sz w:val="24"/>
+              </w:rPr>
+              <w:t>МоделиВременныхРядов</w:t>
+            </w:r>
+          </w:p>
+        </w:tc>
+        <w:tc>
+          <w:tcPr>
+            <w:tcW w:type="dxa" w:w="1474"/>
+          </w:tcPr>
+          <w:p>
+            <w:pPr>
+              <w:widowControl w:val="0"/>
+              <w:spacing w:line="240" w:lineRule="auto" w:after="0"/>
+              <w:ind w:firstLine="0"/>
+              <w:jc w:val="left"/>
+            </w:pPr>
+            <w:r/>
+            <w:r>
+              <w:rPr>
+                <w:rFonts w:ascii="Times New Roman" w:hAnsi="Times New Roman" w:cs="Times New Roman" w:eastAsia="Times New Roman"/>
+                <w:b w:val="0"/>
+                <w:i w:val="0"/>
+                <w:sz w:val="24"/>
+              </w:rPr>
+              <w:t>control</w:t>
+            </w:r>
+          </w:p>
+        </w:tc>
+        <w:tc>
+          <w:tcPr>
+            <w:tcW w:type="dxa" w:w="5272"/>
+          </w:tcPr>
+          <w:p>
+            <w:pPr>
+              <w:widowControl w:val="0"/>
+              <w:spacing w:line="240" w:lineRule="auto" w:after="0"/>
+              <w:ind w:firstLine="0"/>
+              <w:jc w:val="left"/>
+            </w:pPr>
+            <w:r/>
+            <w:r>
+              <w:rPr>
+                <w:rFonts w:ascii="Times New Roman" w:hAnsi="Times New Roman" w:cs="Times New Roman" w:eastAsia="Times New Roman"/>
+                <w:b w:val="0"/>
+                <w:i w:val="0"/>
+                <w:sz w:val="24"/>
+              </w:rPr>
+              <w:t>Сезонная наивная модель, Хольт–Уинтерс, метод Кростона, выбор модели по WAPE</w:t>
             </w:r>
           </w:p>
         </w:tc>
@@ -5813,7 +5887,7 @@
                 <w:i w:val="0"/>
                 <w:sz w:val="24"/>
               </w:rPr>
-              <w:t>АдаптерКасс, АдаптерИнтернетМагазина</w:t>
+              <w:t>АдаптерКасс, АдаптерИнтернетМагазина, АдаптерПогоды, АдаптерПоставщика</w:t>
             </w:r>
           </w:p>
         </w:tc>
@@ -5859,7 +5933,7 @@
                 <w:i w:val="0"/>
                 <w:sz w:val="24"/>
               </w:rPr>
-              <w:t>Интеграция с «1С», кассами и сайтом</w:t>
+              <w:t>Интеграция с «1С», кассами, сайтом и маркетплейсами, погодным сервисом, отправка заказов поставщикам (e-mail или API)</w:t>
             </w:r>
           </w:p>
         </w:tc>
@@ -6114,7 +6188,7 @@
           <w:i w:val="0"/>
           <w:sz w:val="28"/>
         </w:rPr>
-        <w:t>Классы разделены на пакеты по функциональным областям (механизм разбиения — по подсистемам). Диаграмма пакетов приведена на рисунке 7.11. Пакет domain содержит общие сущности, используемые остальными пакетами; пакет forecasting изолирует модели машинного обучения, а integration — взаимодействие с внешними системами.</w:t>
+        <w:t>Классы разделены на пакеты по функциональным областям (механизм разбиения — по подсистемам). Диаграмма пакетов приведена на рисунке 7.11; имена пакетов совпадают с модулями программной реализации. Пакет models содержит общие сущности, используемые остальными пакетами; пакет api принимает запросы экранов и внешних систем и проверяет права ролей; пакеты forecasting и tsmodels изолируют модели прогнозирования, а onec, weather, supplier_send и mail — взаимодействие с внешними системами.</w:t>
       </w:r>
     </w:p>
     <w:p>
@@ -6127,7 +6201,7 @@
       <w:r>
         <w:drawing>
           <wp:inline xmlns:a="http://schemas.openxmlformats.org/drawingml/2006/main" xmlns:pic="http://schemas.openxmlformats.org/drawingml/2006/picture">
-            <wp:extent cx="5400000" cy="4024390"/>
+            <wp:extent cx="5400000" cy="4653234"/>
             <wp:docPr id="11" name="Picture 11"/>
             <wp:cNvGraphicFramePr>
               <a:graphicFrameLocks noChangeAspect="1"/>
@@ -6148,7 +6222,7 @@
                   <pic:spPr>
                     <a:xfrm>
                       <a:off x="0" y="0"/>
-                      <a:ext cx="5400000" cy="4024390"/>
+                      <a:ext cx="5400000" cy="4653234"/>
                     </a:xfrm>
                     <a:prstGeom prst="rect"/>
                   </pic:spPr>
@@ -6963,7 +7037,7 @@
           <w:i w:val="0"/>
           <w:sz w:val="28"/>
         </w:rPr>
-        <w:t>Объединённая диаграмма компонентов и размещения (рисунок 7.13) показывает размещение программных компонентов на сервере Компании, рабочих местах и ТСД, а также связи с внешними системами.</w:t>
+        <w:t>Объединённая диаграмма компонентов и размещения (рисунок 7.13) показывает размещение программных компонентов на сервере Компании, рабочих местах и ТСД, а также связи с внешними системами. Компоненты сервера запускаются как контейнеры Docker Compose; для работы на одном компьютере те же компоненты (кроме прокси) объединены в версии для Windows без установки.</w:t>
       </w:r>
     </w:p>
     <w:p>
@@ -6976,7 +7050,7 @@
       <w:r>
         <w:drawing>
           <wp:inline xmlns:a="http://schemas.openxmlformats.org/drawingml/2006/main" xmlns:pic="http://schemas.openxmlformats.org/drawingml/2006/picture">
-            <wp:extent cx="5940000" cy="5851109"/>
+            <wp:extent cx="5940000" cy="3284119"/>
             <wp:docPr id="13" name="Picture 13"/>
             <wp:cNvGraphicFramePr>
               <a:graphicFrameLocks noChangeAspect="1"/>
@@ -6997,7 +7071,7 @@
                   <pic:spPr>
                     <a:xfrm>
                       <a:off x="0" y="0"/>
-                      <a:ext cx="5940000" cy="5851109"/>
+                      <a:ext cx="5940000" cy="3284119"/>
                     </a:xfrm>
                     <a:prstGeom prst="rect"/>
                   </pic:spPr>
@@ -7221,6 +7295,116 @@
           </w:p>
         </w:tc>
       </w:tr>
+    </w:tbl>
+    <w:p>
+      <w:pPr>
+        <w:keepNext/>
+        <w:ind w:firstLine="0"/>
+        <w:jc w:val="right"/>
+      </w:pPr>
+      <w:r>
+        <w:rPr>
+          <w:rFonts w:ascii="Times New Roman" w:hAnsi="Times New Roman" w:cs="Times New Roman" w:eastAsia="Times New Roman"/>
+          <w:b w:val="0"/>
+          <w:i w:val="0"/>
+          <w:sz w:val="28"/>
+        </w:rPr>
+        <w:t>Продолжение таблицы 7.11</w:t>
+      </w:r>
+    </w:p>
+    <w:tbl>
+      <w:tblPr>
+        <w:tblStyle w:val="TableGrid"/>
+        <w:tblW w:type="auto" w:w="0"/>
+        <w:jc w:val="center"/>
+        <w:tblLayout w:type="fixed"/>
+        <w:tblLook w:firstColumn="1" w:firstRow="1" w:lastColumn="0" w:lastRow="0" w:noHBand="0" w:noVBand="1" w:val="04A0"/>
+        <w:tblLayout w:type="fixed"/>
+        <w:tblCaption w:val="7.11|1"/>
+      </w:tblPr>
+      <w:tblGrid>
+        <w:gridCol w:w="2268"/>
+        <w:gridCol w:w="3118"/>
+        <w:gridCol w:w="3969"/>
+      </w:tblGrid>
+      <w:tr>
+        <w:trPr>
+          <w:cantSplit/>
+          <w:tblHeader/>
+        </w:trPr>
+        <w:tc>
+          <w:tcPr>
+            <w:tcW w:type="dxa" w:w="2268"/>
+          </w:tcPr>
+          <w:p>
+            <w:pPr>
+              <w:keepNext/>
+              <w:widowControl w:val="0"/>
+              <w:spacing w:line="240" w:lineRule="auto" w:after="0"/>
+              <w:ind w:firstLine="0"/>
+              <w:jc w:val="center"/>
+            </w:pPr>
+            <w:r/>
+            <w:r>
+              <w:rPr>
+                <w:rFonts w:ascii="Times New Roman" w:hAnsi="Times New Roman" w:cs="Times New Roman" w:eastAsia="Times New Roman"/>
+                <w:b w:val="0"/>
+                <w:i w:val="0"/>
+                <w:sz w:val="24"/>
+              </w:rPr>
+              <w:t>Узел</w:t>
+            </w:r>
+          </w:p>
+        </w:tc>
+        <w:tc>
+          <w:tcPr>
+            <w:tcW w:type="dxa" w:w="3118"/>
+          </w:tcPr>
+          <w:p>
+            <w:pPr>
+              <w:keepNext/>
+              <w:widowControl w:val="0"/>
+              <w:spacing w:line="240" w:lineRule="auto" w:after="0"/>
+              <w:ind w:firstLine="0"/>
+              <w:jc w:val="center"/>
+            </w:pPr>
+            <w:r/>
+            <w:r>
+              <w:rPr>
+                <w:rFonts w:ascii="Times New Roman" w:hAnsi="Times New Roman" w:cs="Times New Roman" w:eastAsia="Times New Roman"/>
+                <w:b w:val="0"/>
+                <w:i w:val="0"/>
+                <w:sz w:val="24"/>
+              </w:rPr>
+              <w:t>Компоненты</w:t>
+            </w:r>
+          </w:p>
+        </w:tc>
+        <w:tc>
+          <w:tcPr>
+            <w:tcW w:type="dxa" w:w="3969"/>
+          </w:tcPr>
+          <w:p>
+            <w:pPr>
+              <w:keepNext/>
+              <w:widowControl w:val="0"/>
+              <w:spacing w:line="240" w:lineRule="auto" w:after="0"/>
+              <w:ind w:firstLine="0"/>
+              <w:jc w:val="center"/>
+            </w:pPr>
+            <w:r/>
+            <w:r>
+              <w:rPr>
+                <w:rFonts w:ascii="Times New Roman" w:hAnsi="Times New Roman" w:cs="Times New Roman" w:eastAsia="Times New Roman"/>
+                <w:b w:val="0"/>
+                <w:i w:val="0"/>
+                <w:sz w:val="24"/>
+              </w:rPr>
+              <w:t>Назначение</w:t>
+            </w:r>
+          </w:p>
+        </w:tc>
+      </w:tr>
       <w:tr>
         <w:trPr>
           <w:cantSplit/>
@@ -7341,7 +7525,7 @@
                 <w:i w:val="0"/>
                 <w:sz w:val="24"/>
               </w:rPr>
-              <w:t>web-frontend, backend-api, forecast-service, scheduler, integration-gateway, PostgreSQL</w:t>
+              <w:t>proxy (Caddy), web (nginx + React), api (FastAPI), scheduler (APScheduler), db (PostgreSQL)</w:t>
             </w:r>
           </w:p>
         </w:tc>
@@ -7364,7 +7548,7 @@
                 <w:i w:val="0"/>
                 <w:sz w:val="24"/>
               </w:rPr>
-              <w:t>Бизнес-логика, прогнозирование, хранение данных</w:t>
+              <w:t>HTTPS, бизнес-логика, интеграции, задачи по расписанию (прогноз, обмен с «1С», выгрузка на сайт, резервное копирование), хранение данных</w:t>
             </w:r>
           </w:p>
         </w:tc>
@@ -7415,7 +7599,7 @@
                 <w:i w:val="0"/>
                 <w:sz w:val="24"/>
               </w:rPr>
-              <w:t>«1С:Розница», кассы, интернет-магазин, погодный сервис, почтовый сервер</w:t>
+              <w:t>«1С:Розница», кассы, интернет-магазин и маркетплейсы, погодный сервис, почтовый сервер и API поставщиков</w:t>
             </w:r>
           </w:p>
         </w:tc>
@@ -7439,6 +7623,80 @@
                 <w:sz w:val="24"/>
               </w:rPr>
               <w:t>Источники и приёмники данных</w:t>
+            </w:r>
+          </w:p>
+        </w:tc>
+      </w:tr>
+      <w:tr>
+        <w:trPr>
+          <w:cantSplit/>
+        </w:trPr>
+        <w:tc>
+          <w:tcPr>
+            <w:tcW w:type="dxa" w:w="2268"/>
+          </w:tcPr>
+          <w:p>
+            <w:pPr>
+              <w:widowControl w:val="0"/>
+              <w:spacing w:line="240" w:lineRule="auto" w:after="0"/>
+              <w:ind w:firstLine="0"/>
+              <w:jc w:val="left"/>
+            </w:pPr>
+            <w:r/>
+            <w:r>
+              <w:rPr>
+                <w:rFonts w:ascii="Times New Roman" w:hAnsi="Times New Roman" w:cs="Times New Roman" w:eastAsia="Times New Roman"/>
+                <w:b w:val="0"/>
+                <w:i w:val="0"/>
+                <w:sz w:val="24"/>
+              </w:rPr>
+              <w:t>Один компьютер (вариант поставки)</w:t>
+            </w:r>
+          </w:p>
+        </w:tc>
+        <w:tc>
+          <w:tcPr>
+            <w:tcW w:type="dxa" w:w="3118"/>
+          </w:tcPr>
+          <w:p>
+            <w:pPr>
+              <w:widowControl w:val="0"/>
+              <w:spacing w:line="240" w:lineRule="auto" w:after="0"/>
+              <w:ind w:firstLine="0"/>
+              <w:jc w:val="left"/>
+            </w:pPr>
+            <w:r/>
+            <w:r>
+              <w:rPr>
+                <w:rFonts w:ascii="Times New Roman" w:hAnsi="Times New Roman" w:cs="Times New Roman" w:eastAsia="Times New Roman"/>
+                <w:b w:val="0"/>
+                <w:i w:val="0"/>
+                <w:sz w:val="24"/>
+              </w:rPr>
+              <w:t>ФлораПлан.exe: веб-сервер, планировщик задач и SQLite в одном процессе</w:t>
+            </w:r>
+          </w:p>
+        </w:tc>
+        <w:tc>
+          <w:tcPr>
+            <w:tcW w:type="dxa" w:w="3969"/>
+          </w:tcPr>
+          <w:p>
+            <w:pPr>
+              <w:widowControl w:val="0"/>
+              <w:spacing w:line="240" w:lineRule="auto" w:after="0"/>
+              <w:ind w:firstLine="0"/>
+              <w:jc w:val="left"/>
+            </w:pPr>
+            <w:r/>
+            <w:r>
+              <w:rPr>
+                <w:rFonts w:ascii="Times New Roman" w:hAnsi="Times New Roman" w:cs="Times New Roman" w:eastAsia="Times New Roman"/>
+                <w:b w:val="0"/>
+                <w:i w:val="0"/>
+                <w:sz w:val="24"/>
+              </w:rPr>
+              <w:t>Работа без сервера и Docker; интерфейс открывается в браузере</w:t>
             </w:r>
           </w:p>
         </w:tc>

--- a/reports/ПР_7-8_Объектно-ориентированное_моделирование.docx
+++ b/reports/ПР_7-8_Объектно-ориентированное_моделирование.docx
@@ -424,7 +424,7 @@
           <w:i w:val="0"/>
           <w:sz w:val="28"/>
         </w:rPr>
-        <w:t>Объектно-ориентированная модель строится для информационной системы планирования процессов закупки и продажи цветочной продукции на основе требований практической работы № 4 и функциональной модели практической работы № 5-6. Модель включает диаграмму вариантов использования, диаграммы последовательности и классов для основных вариантов использования, диаграмму кооперации, общую диаграмму классов со стереотипами, диаграмму пакетов, диаграмму состояний и объединённую диаграмму компонентов и размещения.</w:t>
+        <w:t>Объектно-ориентированная модель строится для базовой редакции системы «ИС планирования закупок и продаж цветов» на основе требований практической работы № 4 и функциональной модели практической работы № 5-6. Модель включает диаграмму вариантов использования, диаграммы последовательности и классов для основных вариантов использования, диаграмму кооперации, общую диаграмму классов со стереотипами, диаграмму пакетов, диаграмму состояний и объединённую диаграмму компонентов и размещения. Классы модели соответствуют модулям программы: шаблоны страниц — граничные классы, обработчики страниц и правила расчёта — управляющие, таблицы базы данных — сущности.</w:t>
       </w:r>
     </w:p>
     <w:p>
@@ -873,7 +873,7 @@
           <w:i w:val="0"/>
           <w:sz w:val="28"/>
         </w:rPr>
-        <w:t>Диаграмма вариантов использования (рисунок 7.1) отражает функциональность системы с точки зрения её пользователей и внешних систем. Варианты «Построить прогноз спроса» и «Отправить заказ поставщику» включаются (include) в вариант «Сформировать план закупок»; вариант «Утвердить заказ» расширяет (extend) его при превышении бюджета.</w:t>
+        <w:t>Диаграмма вариантов использования (рисунок 7.1) отражает функциональность базовой редакции. Действующих лиц два: флорист-кассир и владелец салона, который наследует все варианты флориста и дополнительно ведёт справочники, смотрит прогноз, рассчитывает заказ и формирует отчёт (в программе они работают под одной учётной записью на одном компьютере). Вариант «Рассчитать средние продажи» включается (include) в просмотр прогноза и в расчёт заказа; вариант «Списать партию» расширяет (extend) просмотр остатков.</w:t>
       </w:r>
     </w:p>
     <w:p>
@@ -886,7 +886,7 @@
       <w:r>
         <w:drawing>
           <wp:inline xmlns:a="http://schemas.openxmlformats.org/drawingml/2006/main" xmlns:pic="http://schemas.openxmlformats.org/drawingml/2006/picture">
-            <wp:extent cx="5760000" cy="6526061"/>
+            <wp:extent cx="5760000" cy="4509008"/>
             <wp:docPr id="1" name="Picture 1"/>
             <wp:cNvGraphicFramePr>
               <a:graphicFrameLocks noChangeAspect="1"/>
@@ -907,7 +907,7 @@
                   <pic:spPr>
                     <a:xfrm>
                       <a:off x="0" y="0"/>
-                      <a:ext cx="5760000" cy="6526061"/>
+                      <a:ext cx="5760000" cy="4509008"/>
                     </a:xfrm>
                     <a:prstGeom prst="rect"/>
                   </pic:spPr>
@@ -1055,7 +1055,7 @@
                 <w:i w:val="0"/>
                 <w:sz w:val="24"/>
               </w:rPr>
-              <w:t>Менеджер по закупкам</w:t>
+              <w:t>Флорист-кассир</w:t>
             </w:r>
           </w:p>
         </w:tc>
@@ -1078,7 +1078,7 @@
                 <w:i w:val="0"/>
                 <w:sz w:val="24"/>
               </w:rPr>
-              <w:t>Формирует план закупок и заказы поставщикам, ведёт условия поставщиков</w:t>
+              <w:t>Принимает поставки, продаёт товар, следит за сроками партий и списывает их</w:t>
             </w:r>
           </w:p>
         </w:tc>
@@ -1106,7 +1106,7 @@
                 <w:i w:val="0"/>
                 <w:sz w:val="24"/>
               </w:rPr>
-              <w:t>Кладовщик</w:t>
+              <w:t>Владелец салона</w:t>
             </w:r>
           </w:p>
         </w:tc>
@@ -1129,449 +1129,7 @@
                 <w:i w:val="0"/>
                 <w:sz w:val="24"/>
               </w:rPr>
-              <w:t>Принимает поставки, оприходует партии, выполняет списание</w:t>
-            </w:r>
-          </w:p>
-        </w:tc>
-      </w:tr>
-    </w:tbl>
-    <w:p>
-      <w:pPr>
-        <w:keepNext/>
-        <w:ind w:firstLine="0"/>
-        <w:jc w:val="right"/>
-      </w:pPr>
-      <w:r>
-        <w:rPr>
-          <w:rFonts w:ascii="Times New Roman" w:hAnsi="Times New Roman" w:cs="Times New Roman" w:eastAsia="Times New Roman"/>
-          <w:b w:val="0"/>
-          <w:i w:val="0"/>
-          <w:sz w:val="28"/>
-        </w:rPr>
-        <w:t>Продолжение таблицы 7.2</w:t>
-      </w:r>
-    </w:p>
-    <w:tbl>
-      <w:tblPr>
-        <w:tblStyle w:val="TableGrid"/>
-        <w:tblW w:type="auto" w:w="0"/>
-        <w:jc w:val="center"/>
-        <w:tblLayout w:type="fixed"/>
-        <w:tblLook w:firstColumn="1" w:firstRow="1" w:lastColumn="0" w:lastRow="0" w:noHBand="0" w:noVBand="1" w:val="04A0"/>
-        <w:tblLayout w:type="fixed"/>
-        <w:tblCaption w:val="7.2|2"/>
-      </w:tblPr>
-      <w:tblGrid>
-        <w:gridCol w:w="2551"/>
-        <w:gridCol w:w="6803"/>
-      </w:tblGrid>
-      <w:tr>
-        <w:trPr>
-          <w:cantSplit/>
-          <w:tblHeader/>
-        </w:trPr>
-        <w:tc>
-          <w:tcPr>
-            <w:tcW w:type="dxa" w:w="2551"/>
-          </w:tcPr>
-          <w:p>
-            <w:pPr>
-              <w:keepNext/>
-              <w:widowControl w:val="0"/>
-              <w:spacing w:line="240" w:lineRule="auto" w:after="0"/>
-              <w:ind w:firstLine="0"/>
-              <w:jc w:val="center"/>
-            </w:pPr>
-            <w:r/>
-            <w:r>
-              <w:rPr>
-                <w:rFonts w:ascii="Times New Roman" w:hAnsi="Times New Roman" w:cs="Times New Roman" w:eastAsia="Times New Roman"/>
-                <w:b w:val="0"/>
-                <w:i w:val="0"/>
-                <w:sz w:val="24"/>
-              </w:rPr>
-              <w:t>Действующее лицо</w:t>
-            </w:r>
-          </w:p>
-        </w:tc>
-        <w:tc>
-          <w:tcPr>
-            <w:tcW w:type="dxa" w:w="6803"/>
-          </w:tcPr>
-          <w:p>
-            <w:pPr>
-              <w:keepNext/>
-              <w:widowControl w:val="0"/>
-              <w:spacing w:line="240" w:lineRule="auto" w:after="0"/>
-              <w:ind w:firstLine="0"/>
-              <w:jc w:val="center"/>
-            </w:pPr>
-            <w:r/>
-            <w:r>
-              <w:rPr>
-                <w:rFonts w:ascii="Times New Roman" w:hAnsi="Times New Roman" w:cs="Times New Roman" w:eastAsia="Times New Roman"/>
-                <w:b w:val="0"/>
-                <w:i w:val="0"/>
-                <w:sz w:val="24"/>
-              </w:rPr>
-              <w:t>Описание</w:t>
-            </w:r>
-          </w:p>
-        </w:tc>
-      </w:tr>
-      <w:tr>
-        <w:trPr>
-          <w:cantSplit/>
-        </w:trPr>
-        <w:tc>
-          <w:tcPr>
-            <w:tcW w:type="dxa" w:w="2551"/>
-          </w:tcPr>
-          <w:p>
-            <w:pPr>
-              <w:widowControl w:val="0"/>
-              <w:spacing w:line="240" w:lineRule="auto" w:after="0"/>
-              <w:ind w:firstLine="0"/>
-              <w:jc w:val="left"/>
-            </w:pPr>
-            <w:r/>
-            <w:r>
-              <w:rPr>
-                <w:rFonts w:ascii="Times New Roman" w:hAnsi="Times New Roman" w:cs="Times New Roman" w:eastAsia="Times New Roman"/>
-                <w:b w:val="0"/>
-                <w:i w:val="0"/>
-                <w:sz w:val="24"/>
-              </w:rPr>
-              <w:t>Продавец-флорист</w:t>
-            </w:r>
-          </w:p>
-        </w:tc>
-        <w:tc>
-          <w:tcPr>
-            <w:tcW w:type="dxa" w:w="6803"/>
-          </w:tcPr>
-          <w:p>
-            <w:pPr>
-              <w:widowControl w:val="0"/>
-              <w:spacing w:line="240" w:lineRule="auto" w:after="0"/>
-              <w:ind w:firstLine="0"/>
-              <w:jc w:val="left"/>
-            </w:pPr>
-            <w:r/>
-            <w:r>
-              <w:rPr>
-                <w:rFonts w:ascii="Times New Roman" w:hAnsi="Times New Roman" w:cs="Times New Roman" w:eastAsia="Times New Roman"/>
-                <w:b w:val="0"/>
-                <w:i w:val="0"/>
-                <w:sz w:val="24"/>
-              </w:rPr>
-              <w:t>Продаёт товар, выполняет уценку и списание в салоне</w:t>
-            </w:r>
-          </w:p>
-        </w:tc>
-      </w:tr>
-      <w:tr>
-        <w:trPr>
-          <w:cantSplit/>
-        </w:trPr>
-        <w:tc>
-          <w:tcPr>
-            <w:tcW w:type="dxa" w:w="2551"/>
-          </w:tcPr>
-          <w:p>
-            <w:pPr>
-              <w:widowControl w:val="0"/>
-              <w:spacing w:line="240" w:lineRule="auto" w:after="0"/>
-              <w:ind w:firstLine="0"/>
-              <w:jc w:val="left"/>
-            </w:pPr>
-            <w:r/>
-            <w:r>
-              <w:rPr>
-                <w:rFonts w:ascii="Times New Roman" w:hAnsi="Times New Roman" w:cs="Times New Roman" w:eastAsia="Times New Roman"/>
-                <w:b w:val="0"/>
-                <w:i w:val="0"/>
-                <w:sz w:val="24"/>
-              </w:rPr>
-              <w:t>Директор</w:t>
-            </w:r>
-          </w:p>
-        </w:tc>
-        <w:tc>
-          <w:tcPr>
-            <w:tcW w:type="dxa" w:w="6803"/>
-          </w:tcPr>
-          <w:p>
-            <w:pPr>
-              <w:widowControl w:val="0"/>
-              <w:spacing w:line="240" w:lineRule="auto" w:after="0"/>
-              <w:ind w:firstLine="0"/>
-              <w:jc w:val="left"/>
-            </w:pPr>
-            <w:r/>
-            <w:r>
-              <w:rPr>
-                <w:rFonts w:ascii="Times New Roman" w:hAnsi="Times New Roman" w:cs="Times New Roman" w:eastAsia="Times New Roman"/>
-                <w:b w:val="0"/>
-                <w:i w:val="0"/>
-                <w:sz w:val="24"/>
-              </w:rPr>
-              <w:t>Утверждает заказы сверх бюджета, получает аналитические отчёты</w:t>
-            </w:r>
-          </w:p>
-        </w:tc>
-      </w:tr>
-      <w:tr>
-        <w:trPr>
-          <w:cantSplit/>
-        </w:trPr>
-        <w:tc>
-          <w:tcPr>
-            <w:tcW w:type="dxa" w:w="2551"/>
-          </w:tcPr>
-          <w:p>
-            <w:pPr>
-              <w:widowControl w:val="0"/>
-              <w:spacing w:line="240" w:lineRule="auto" w:after="0"/>
-              <w:ind w:firstLine="0"/>
-              <w:jc w:val="left"/>
-            </w:pPr>
-            <w:r/>
-            <w:r>
-              <w:rPr>
-                <w:rFonts w:ascii="Times New Roman" w:hAnsi="Times New Roman" w:cs="Times New Roman" w:eastAsia="Times New Roman"/>
-                <w:b w:val="0"/>
-                <w:i w:val="0"/>
-                <w:sz w:val="24"/>
-              </w:rPr>
-              <w:t>Аналитик</w:t>
-            </w:r>
-          </w:p>
-        </w:tc>
-        <w:tc>
-          <w:tcPr>
-            <w:tcW w:type="dxa" w:w="6803"/>
-          </w:tcPr>
-          <w:p>
-            <w:pPr>
-              <w:widowControl w:val="0"/>
-              <w:spacing w:line="240" w:lineRule="auto" w:after="0"/>
-              <w:ind w:firstLine="0"/>
-              <w:jc w:val="left"/>
-            </w:pPr>
-            <w:r/>
-            <w:r>
-              <w:rPr>
-                <w:rFonts w:ascii="Times New Roman" w:hAnsi="Times New Roman" w:cs="Times New Roman" w:eastAsia="Times New Roman"/>
-                <w:b w:val="0"/>
-                <w:i w:val="0"/>
-                <w:sz w:val="24"/>
-              </w:rPr>
-              <w:t>Настраивает модели прогнозирования, контролирует точность</w:t>
-            </w:r>
-          </w:p>
-        </w:tc>
-      </w:tr>
-      <w:tr>
-        <w:trPr>
-          <w:cantSplit/>
-        </w:trPr>
-        <w:tc>
-          <w:tcPr>
-            <w:tcW w:type="dxa" w:w="2551"/>
-          </w:tcPr>
-          <w:p>
-            <w:pPr>
-              <w:widowControl w:val="0"/>
-              <w:spacing w:line="240" w:lineRule="auto" w:after="0"/>
-              <w:ind w:firstLine="0"/>
-              <w:jc w:val="left"/>
-            </w:pPr>
-            <w:r/>
-            <w:r>
-              <w:rPr>
-                <w:rFonts w:ascii="Times New Roman" w:hAnsi="Times New Roman" w:cs="Times New Roman" w:eastAsia="Times New Roman"/>
-                <w:b w:val="0"/>
-                <w:i w:val="0"/>
-                <w:sz w:val="24"/>
-              </w:rPr>
-              <w:t>Администратор</w:t>
-            </w:r>
-          </w:p>
-        </w:tc>
-        <w:tc>
-          <w:tcPr>
-            <w:tcW w:type="dxa" w:w="6803"/>
-          </w:tcPr>
-          <w:p>
-            <w:pPr>
-              <w:widowControl w:val="0"/>
-              <w:spacing w:line="240" w:lineRule="auto" w:after="0"/>
-              <w:ind w:firstLine="0"/>
-              <w:jc w:val="left"/>
-            </w:pPr>
-            <w:r/>
-            <w:r>
-              <w:rPr>
-                <w:rFonts w:ascii="Times New Roman" w:hAnsi="Times New Roman" w:cs="Times New Roman" w:eastAsia="Times New Roman"/>
-                <w:b w:val="0"/>
-                <w:i w:val="0"/>
-                <w:sz w:val="24"/>
-              </w:rPr>
-              <w:t>Управляет пользователями и настройками</w:t>
-            </w:r>
-          </w:p>
-        </w:tc>
-      </w:tr>
-      <w:tr>
-        <w:trPr>
-          <w:cantSplit/>
-        </w:trPr>
-        <w:tc>
-          <w:tcPr>
-            <w:tcW w:type="dxa" w:w="2551"/>
-          </w:tcPr>
-          <w:p>
-            <w:pPr>
-              <w:widowControl w:val="0"/>
-              <w:spacing w:line="240" w:lineRule="auto" w:after="0"/>
-              <w:ind w:firstLine="0"/>
-              <w:jc w:val="left"/>
-            </w:pPr>
-            <w:r/>
-            <w:r>
-              <w:rPr>
-                <w:rFonts w:ascii="Times New Roman" w:hAnsi="Times New Roman" w:cs="Times New Roman" w:eastAsia="Times New Roman"/>
-                <w:b w:val="0"/>
-                <w:i w:val="0"/>
-                <w:sz w:val="24"/>
-              </w:rPr>
-              <w:t>Кассы / 1С</w:t>
-            </w:r>
-          </w:p>
-        </w:tc>
-        <w:tc>
-          <w:tcPr>
-            <w:tcW w:type="dxa" w:w="6803"/>
-          </w:tcPr>
-          <w:p>
-            <w:pPr>
-              <w:widowControl w:val="0"/>
-              <w:spacing w:line="240" w:lineRule="auto" w:after="0"/>
-              <w:ind w:firstLine="0"/>
-              <w:jc w:val="left"/>
-            </w:pPr>
-            <w:r/>
-            <w:r>
-              <w:rPr>
-                <w:rFonts w:ascii="Times New Roman" w:hAnsi="Times New Roman" w:cs="Times New Roman" w:eastAsia="Times New Roman"/>
-                <w:b w:val="0"/>
-                <w:i w:val="0"/>
-                <w:sz w:val="24"/>
-              </w:rPr>
-              <w:t>Внешняя система — источник данных о продажах</w:t>
-            </w:r>
-          </w:p>
-        </w:tc>
-      </w:tr>
-      <w:tr>
-        <w:trPr>
-          <w:cantSplit/>
-        </w:trPr>
-        <w:tc>
-          <w:tcPr>
-            <w:tcW w:type="dxa" w:w="2551"/>
-          </w:tcPr>
-          <w:p>
-            <w:pPr>
-              <w:widowControl w:val="0"/>
-              <w:spacing w:line="240" w:lineRule="auto" w:after="0"/>
-              <w:ind w:firstLine="0"/>
-              <w:jc w:val="left"/>
-            </w:pPr>
-            <w:r/>
-            <w:r>
-              <w:rPr>
-                <w:rFonts w:ascii="Times New Roman" w:hAnsi="Times New Roman" w:cs="Times New Roman" w:eastAsia="Times New Roman"/>
-                <w:b w:val="0"/>
-                <w:i w:val="0"/>
-                <w:sz w:val="24"/>
-              </w:rPr>
-              <w:t>Интернет-магазин</w:t>
-            </w:r>
-          </w:p>
-        </w:tc>
-        <w:tc>
-          <w:tcPr>
-            <w:tcW w:type="dxa" w:w="6803"/>
-          </w:tcPr>
-          <w:p>
-            <w:pPr>
-              <w:widowControl w:val="0"/>
-              <w:spacing w:line="240" w:lineRule="auto" w:after="0"/>
-              <w:ind w:firstLine="0"/>
-              <w:jc w:val="left"/>
-            </w:pPr>
-            <w:r/>
-            <w:r>
-              <w:rPr>
-                <w:rFonts w:ascii="Times New Roman" w:hAnsi="Times New Roman" w:cs="Times New Roman" w:eastAsia="Times New Roman"/>
-                <w:b w:val="0"/>
-                <w:i w:val="0"/>
-                <w:sz w:val="24"/>
-              </w:rPr>
-              <w:t>Внешняя система — источник онлайн-заказов</w:t>
-            </w:r>
-          </w:p>
-        </w:tc>
-      </w:tr>
-      <w:tr>
-        <w:trPr>
-          <w:cantSplit/>
-        </w:trPr>
-        <w:tc>
-          <w:tcPr>
-            <w:tcW w:type="dxa" w:w="2551"/>
-          </w:tcPr>
-          <w:p>
-            <w:pPr>
-              <w:widowControl w:val="0"/>
-              <w:spacing w:line="240" w:lineRule="auto" w:after="0"/>
-              <w:ind w:firstLine="0"/>
-              <w:jc w:val="left"/>
-            </w:pPr>
-            <w:r/>
-            <w:r>
-              <w:rPr>
-                <w:rFonts w:ascii="Times New Roman" w:hAnsi="Times New Roman" w:cs="Times New Roman" w:eastAsia="Times New Roman"/>
-                <w:b w:val="0"/>
-                <w:i w:val="0"/>
-                <w:sz w:val="24"/>
-              </w:rPr>
-              <w:t>Поставщик</w:t>
-            </w:r>
-          </w:p>
-        </w:tc>
-        <w:tc>
-          <w:tcPr>
-            <w:tcW w:type="dxa" w:w="6803"/>
-          </w:tcPr>
-          <w:p>
-            <w:pPr>
-              <w:widowControl w:val="0"/>
-              <w:spacing w:line="240" w:lineRule="auto" w:after="0"/>
-              <w:ind w:firstLine="0"/>
-              <w:jc w:val="left"/>
-            </w:pPr>
-            <w:r/>
-            <w:r>
-              <w:rPr>
-                <w:rFonts w:ascii="Times New Roman" w:hAnsi="Times New Roman" w:cs="Times New Roman" w:eastAsia="Times New Roman"/>
-                <w:b w:val="0"/>
-                <w:i w:val="0"/>
-                <w:sz w:val="24"/>
-              </w:rPr>
-              <w:t>Получатель заказов</w:t>
+              <w:t>Наследует варианты флориста; ведёт товары и поставщиков, рассчитывает заказ, формирует отчёт</w:t>
             </w:r>
           </w:p>
         </w:tc>
@@ -1728,7 +1286,7 @@
                 <w:i w:val="0"/>
                 <w:sz w:val="24"/>
               </w:rPr>
-              <w:t>Авторизоваться</w:t>
+              <w:t>Войти в систему</w:t>
             </w:r>
           </w:p>
         </w:tc>
@@ -1751,7 +1309,7 @@
                 <w:i w:val="0"/>
                 <w:sz w:val="24"/>
               </w:rPr>
-              <w:t>Все сотрудники</w:t>
+              <w:t>Все пользователи</w:t>
             </w:r>
           </w:p>
         </w:tc>
@@ -1774,81 +1332,7 @@
                 <w:i w:val="0"/>
                 <w:sz w:val="24"/>
               </w:rPr>
-              <w:t>Вход в систему</w:t>
-            </w:r>
-          </w:p>
-        </w:tc>
-      </w:tr>
-      <w:tr>
-        <w:trPr>
-          <w:cantSplit/>
-        </w:trPr>
-        <w:tc>
-          <w:tcPr>
-            <w:tcW w:type="dxa" w:w="2721"/>
-          </w:tcPr>
-          <w:p>
-            <w:pPr>
-              <w:widowControl w:val="0"/>
-              <w:spacing w:line="240" w:lineRule="auto" w:after="0"/>
-              <w:ind w:firstLine="0"/>
-              <w:jc w:val="left"/>
-            </w:pPr>
-            <w:r/>
-            <w:r>
-              <w:rPr>
-                <w:rFonts w:ascii="Times New Roman" w:hAnsi="Times New Roman" w:cs="Times New Roman" w:eastAsia="Times New Roman"/>
-                <w:b w:val="0"/>
-                <w:i w:val="0"/>
-                <w:sz w:val="24"/>
-              </w:rPr>
-              <w:t>Вести номенклатуру и поставщиков</w:t>
-            </w:r>
-          </w:p>
-        </w:tc>
-        <w:tc>
-          <w:tcPr>
-            <w:tcW w:type="dxa" w:w="2041"/>
-          </w:tcPr>
-          <w:p>
-            <w:pPr>
-              <w:widowControl w:val="0"/>
-              <w:spacing w:line="240" w:lineRule="auto" w:after="0"/>
-              <w:ind w:firstLine="0"/>
-              <w:jc w:val="left"/>
-            </w:pPr>
-            <w:r/>
-            <w:r>
-              <w:rPr>
-                <w:rFonts w:ascii="Times New Roman" w:hAnsi="Times New Roman" w:cs="Times New Roman" w:eastAsia="Times New Roman"/>
-                <w:b w:val="0"/>
-                <w:i w:val="0"/>
-                <w:sz w:val="24"/>
-              </w:rPr>
-              <w:t>Менеджер по закупкам</w:t>
-            </w:r>
-          </w:p>
-        </w:tc>
-        <w:tc>
-          <w:tcPr>
-            <w:tcW w:type="dxa" w:w="4592"/>
-          </w:tcPr>
-          <w:p>
-            <w:pPr>
-              <w:widowControl w:val="0"/>
-              <w:spacing w:line="240" w:lineRule="auto" w:after="0"/>
-              <w:ind w:firstLine="0"/>
-              <w:jc w:val="left"/>
-            </w:pPr>
-            <w:r/>
-            <w:r>
-              <w:rPr>
-                <w:rFonts w:ascii="Times New Roman" w:hAnsi="Times New Roman" w:cs="Times New Roman" w:eastAsia="Times New Roman"/>
-                <w:b w:val="0"/>
-                <w:i w:val="0"/>
-                <w:sz w:val="24"/>
-              </w:rPr>
-              <w:t>Карточки товаров, поставщики, условия поставки</w:t>
+              <w:t>Вход по логину и паролю</w:t>
             </w:r>
           </w:p>
         </w:tc>
@@ -1899,7 +1383,7 @@
                 <w:i w:val="0"/>
                 <w:sz w:val="24"/>
               </w:rPr>
-              <w:t>Кладовщик</w:t>
+              <w:t>Флорист-кассир</w:t>
             </w:r>
           </w:p>
         </w:tc>
@@ -1922,7 +1406,7 @@
                 <w:i w:val="0"/>
                 <w:sz w:val="24"/>
               </w:rPr>
-              <w:t>Приёмка с ТСД, оприходование партий</w:t>
+              <w:t>Создание партии со сроком годности</w:t>
             </w:r>
           </w:p>
         </w:tc>
@@ -1950,7 +1434,7 @@
                 <w:i w:val="0"/>
                 <w:sz w:val="24"/>
               </w:rPr>
-              <w:t>Учесть продажи</w:t>
+              <w:t>Продать товар</w:t>
             </w:r>
           </w:p>
         </w:tc>
@@ -1973,7 +1457,7 @@
                 <w:i w:val="0"/>
                 <w:sz w:val="24"/>
               </w:rPr>
-              <w:t>Кассы / 1С</w:t>
+              <w:t>Флорист-кассир</w:t>
             </w:r>
           </w:p>
         </w:tc>
@@ -1996,7 +1480,7 @@
                 <w:i w:val="0"/>
                 <w:sz w:val="24"/>
               </w:rPr>
-              <w:t>Загрузка чеков, списание остатков по FEFO</w:t>
+              <w:t>Продажа с распределением по партиям по FEFO</w:t>
             </w:r>
           </w:p>
         </w:tc>
@@ -2024,7 +1508,7 @@
                 <w:i w:val="0"/>
                 <w:sz w:val="24"/>
               </w:rPr>
-              <w:t>Обработать онлайн-заказ</w:t>
+              <w:t>Просмотреть остатки и сроки партий</w:t>
             </w:r>
           </w:p>
         </w:tc>
@@ -2047,7 +1531,7 @@
                 <w:i w:val="0"/>
                 <w:sz w:val="24"/>
               </w:rPr>
-              <w:t>Интернет-магазин</w:t>
+              <w:t>Флорист-кассир</w:t>
             </w:r>
           </w:p>
         </w:tc>
@@ -2070,7 +1554,7 @@
                 <w:i w:val="0"/>
                 <w:sz w:val="24"/>
               </w:rPr>
-              <w:t>Приём заказа, резервирование товара</w:t>
+              <w:t>Партии с выделением истекающих и просроченных</w:t>
             </w:r>
           </w:p>
         </w:tc>
@@ -2098,7 +1582,7 @@
                 <w:i w:val="0"/>
                 <w:sz w:val="24"/>
               </w:rPr>
-              <w:t>Построить прогноз спроса</w:t>
+              <w:t>Списать партию</w:t>
             </w:r>
           </w:p>
         </w:tc>
@@ -2121,7 +1605,7 @@
                 <w:i w:val="0"/>
                 <w:sz w:val="24"/>
               </w:rPr>
-              <w:t>Аналитик</w:t>
+              <w:t>Флорист-кассир (расширение)</w:t>
             </w:r>
           </w:p>
         </w:tc>
@@ -2144,7 +1628,7 @@
                 <w:i w:val="0"/>
                 <w:sz w:val="24"/>
               </w:rPr>
-              <w:t>Расчёт прогноза и квантилей статистической моделью</w:t>
+              <w:t>Списание остатка партии с причиной</w:t>
             </w:r>
           </w:p>
         </w:tc>
@@ -2172,7 +1656,7 @@
                 <w:i w:val="0"/>
                 <w:sz w:val="24"/>
               </w:rPr>
-              <w:t>Сформировать план закупок</w:t>
+              <w:t>Вести товары и поставщиков</w:t>
             </w:r>
           </w:p>
         </w:tc>
@@ -2195,7 +1679,7 @@
                 <w:i w:val="0"/>
                 <w:sz w:val="24"/>
               </w:rPr>
-              <w:t>Менеджер по закупкам</w:t>
+              <w:t>Владелец салона</w:t>
             </w:r>
           </w:p>
         </w:tc>
@@ -2218,7 +1702,7 @@
                 <w:i w:val="0"/>
                 <w:sz w:val="24"/>
               </w:rPr>
-              <w:t>Расчёт рекомендуемых заказов и их корректировка</w:t>
+              <w:t>Цены, срок реализации, упаковка; срок поставки</w:t>
             </w:r>
           </w:p>
         </w:tc>
@@ -2246,7 +1730,7 @@
                 <w:i w:val="0"/>
                 <w:sz w:val="24"/>
               </w:rPr>
-              <w:t>Утвердить заказ</w:t>
+              <w:t>Просмотреть прогноз спроса</w:t>
             </w:r>
           </w:p>
         </w:tc>
@@ -2269,7 +1753,7 @@
                 <w:i w:val="0"/>
                 <w:sz w:val="24"/>
               </w:rPr>
-              <w:t>Директор</w:t>
+              <w:t>Владелец салона</w:t>
             </w:r>
           </w:p>
         </w:tc>
@@ -2292,7 +1776,7 @@
                 <w:i w:val="0"/>
                 <w:sz w:val="24"/>
               </w:rPr>
-              <w:t>Утверждение заказов сверх бюджета</w:t>
+              <w:t>Продажи за 14 дней, среднее в день, прогноз на неделю</w:t>
             </w:r>
           </w:p>
         </w:tc>
@@ -2320,7 +1804,7 @@
                 <w:i w:val="0"/>
                 <w:sz w:val="24"/>
               </w:rPr>
-              <w:t>Отправить заказ поставщику</w:t>
+              <w:t>Рассчитать заказ поставщику</w:t>
             </w:r>
           </w:p>
         </w:tc>
@@ -2343,7 +1827,7 @@
                 <w:i w:val="0"/>
                 <w:sz w:val="24"/>
               </w:rPr>
-              <w:t>Поставщик</w:t>
+              <w:t>Владелец салона</w:t>
             </w:r>
           </w:p>
         </w:tc>
@@ -2366,7 +1850,7 @@
                 <w:i w:val="0"/>
                 <w:sz w:val="24"/>
               </w:rPr>
-              <w:t>Отправка заказа по e-mail</w:t>
+              <w:t>Рекомендуемый заказ по всем товарам поставщика</w:t>
             </w:r>
           </w:p>
         </w:tc>
@@ -2394,7 +1878,7 @@
                 <w:i w:val="0"/>
                 <w:sz w:val="24"/>
               </w:rPr>
-              <w:t>Уценить или списать партию</w:t>
+              <w:t>Рассчитать средние продажи</w:t>
             </w:r>
           </w:p>
         </w:tc>
@@ -2417,7 +1901,7 @@
                 <w:i w:val="0"/>
                 <w:sz w:val="24"/>
               </w:rPr>
-              <w:t>Кладовщик, продавец-флорист</w:t>
+              <w:t>— (включается)</w:t>
             </w:r>
           </w:p>
         </w:tc>
@@ -2440,7 +1924,7 @@
                 <w:i w:val="0"/>
                 <w:sz w:val="24"/>
               </w:rPr>
-              <w:t>Работа с партиями с истекающим сроком</w:t>
+              <w:t>Скользящее среднее за 14 дней</w:t>
             </w:r>
           </w:p>
         </w:tc>
@@ -2468,7 +1952,7 @@
                 <w:i w:val="0"/>
                 <w:sz w:val="24"/>
               </w:rPr>
-              <w:t>Сформировать аналитический отчёт</w:t>
+              <w:t>Сформировать отчёт за 30 дней</w:t>
             </w:r>
           </w:p>
         </w:tc>
@@ -2491,7 +1975,7 @@
                 <w:i w:val="0"/>
                 <w:sz w:val="24"/>
               </w:rPr>
-              <w:t>Директор, аналитик</w:t>
+              <w:t>Владелец салона</w:t>
             </w:r>
           </w:p>
         </w:tc>
@@ -2514,81 +1998,7 @@
                 <w:i w:val="0"/>
                 <w:sz w:val="24"/>
               </w:rPr>
-              <w:t>Продажи, списания, оборачиваемость, точность прогноза</w:t>
-            </w:r>
-          </w:p>
-        </w:tc>
-      </w:tr>
-      <w:tr>
-        <w:trPr>
-          <w:cantSplit/>
-        </w:trPr>
-        <w:tc>
-          <w:tcPr>
-            <w:tcW w:type="dxa" w:w="2721"/>
-          </w:tcPr>
-          <w:p>
-            <w:pPr>
-              <w:widowControl w:val="0"/>
-              <w:spacing w:line="240" w:lineRule="auto" w:after="0"/>
-              <w:ind w:firstLine="0"/>
-              <w:jc w:val="left"/>
-            </w:pPr>
-            <w:r/>
-            <w:r>
-              <w:rPr>
-                <w:rFonts w:ascii="Times New Roman" w:hAnsi="Times New Roman" w:cs="Times New Roman" w:eastAsia="Times New Roman"/>
-                <w:b w:val="0"/>
-                <w:i w:val="0"/>
-                <w:sz w:val="24"/>
-              </w:rPr>
-              <w:t>Администрировать систему</w:t>
-            </w:r>
-          </w:p>
-        </w:tc>
-        <w:tc>
-          <w:tcPr>
-            <w:tcW w:type="dxa" w:w="2041"/>
-          </w:tcPr>
-          <w:p>
-            <w:pPr>
-              <w:widowControl w:val="0"/>
-              <w:spacing w:line="240" w:lineRule="auto" w:after="0"/>
-              <w:ind w:firstLine="0"/>
-              <w:jc w:val="left"/>
-            </w:pPr>
-            <w:r/>
-            <w:r>
-              <w:rPr>
-                <w:rFonts w:ascii="Times New Roman" w:hAnsi="Times New Roman" w:cs="Times New Roman" w:eastAsia="Times New Roman"/>
-                <w:b w:val="0"/>
-                <w:i w:val="0"/>
-                <w:sz w:val="24"/>
-              </w:rPr>
-              <w:t>Администратор</w:t>
-            </w:r>
-          </w:p>
-        </w:tc>
-        <w:tc>
-          <w:tcPr>
-            <w:tcW w:type="dxa" w:w="4592"/>
-          </w:tcPr>
-          <w:p>
-            <w:pPr>
-              <w:widowControl w:val="0"/>
-              <w:spacing w:line="240" w:lineRule="auto" w:after="0"/>
-              <w:ind w:firstLine="0"/>
-              <w:jc w:val="left"/>
-            </w:pPr>
-            <w:r/>
-            <w:r>
-              <w:rPr>
-                <w:rFonts w:ascii="Times New Roman" w:hAnsi="Times New Roman" w:cs="Times New Roman" w:eastAsia="Times New Roman"/>
-                <w:b w:val="0"/>
-                <w:i w:val="0"/>
-                <w:sz w:val="24"/>
-              </w:rPr>
-              <w:t>Пользователи, роли, справочники</w:t>
+              <w:t>Выручка по товарам и потери от списаний</w:t>
             </w:r>
           </w:p>
         </w:tc>
@@ -2782,7 +2192,7 @@
                 <w:i w:val="0"/>
                 <w:sz w:val="24"/>
               </w:rPr>
-              <w:t>Кладовщик</w:t>
+              <w:t>Флорист-кассир</w:t>
             </w:r>
           </w:p>
         </w:tc>
@@ -2833,7 +2243,7 @@
                 <w:i w:val="0"/>
                 <w:sz w:val="24"/>
               </w:rPr>
-              <w:t>Заказ поставщику в статусе «В пути»; поставка прибыла на склад</w:t>
+              <w:t>Пользователь вошёл в систему; товар есть в справочнике</w:t>
             </w:r>
           </w:p>
         </w:tc>
@@ -2884,7 +2294,7 @@
                 <w:i w:val="0"/>
                 <w:sz w:val="24"/>
               </w:rPr>
-              <w:t>1. Кладовщик выбирает заказ на ТСД. 2. Сканирует упаковки, вводит количество и оценку качества. 3. Завершает приёмку. 4. Система сверяет поставку с заказом. 5. Система создаёт партии с датой «годен до». 6. Заказ получает статус «Принят», печатаются этикетки партий</w:t>
+              <w:t>1. Флорист выбирает товар и вводит количество. 2. Система проверяет товар и количество. 3. Система рассчитывает срок годности: дата приёмки + срок реализации товара. 4. Система создаёт партию с остатком, равным количеству. 5. Система показывает сообщение со сроком годности</w:t>
             </w:r>
           </w:p>
         </w:tc>
@@ -2935,7 +2345,7 @@
                 <w:i w:val="0"/>
                 <w:sz w:val="24"/>
               </w:rPr>
-              <w:t>4а. Есть расхождения — система формирует акт расхождений. 2а. Нет фитосанитарных документов на импортный товар — приёмка позиции запрещается</w:t>
+              <w:t>2а. Товар не выбран или количество не больше нуля — партия не создаётся, выводится сообщение</w:t>
             </w:r>
           </w:p>
         </w:tc>
@@ -2986,7 +2396,7 @@
                 <w:i w:val="0"/>
                 <w:sz w:val="24"/>
               </w:rPr>
-              <w:t>Партии оприходованы, остатки обновлены</w:t>
+              <w:t>Партия создана, остаток товара увеличен</w:t>
             </w:r>
           </w:p>
         </w:tc>
@@ -3018,7 +2428,7 @@
       <w:r>
         <w:drawing>
           <wp:inline xmlns:a="http://schemas.openxmlformats.org/drawingml/2006/main" xmlns:pic="http://schemas.openxmlformats.org/drawingml/2006/picture">
-            <wp:extent cx="5760000" cy="3256963"/>
+            <wp:extent cx="5760000" cy="2692683"/>
             <wp:docPr id="2" name="Picture 2"/>
             <wp:cNvGraphicFramePr>
               <a:graphicFrameLocks noChangeAspect="1"/>
@@ -3039,7 +2449,7 @@
                   <pic:spPr>
                     <a:xfrm>
                       <a:off x="0" y="0"/>
-                      <a:ext cx="5760000" cy="3256963"/>
+                      <a:ext cx="5760000" cy="2692683"/>
                     </a:xfrm>
                     <a:prstGeom prst="rect"/>
                   </pic:spPr>
@@ -3087,7 +2497,7 @@
       <w:r>
         <w:drawing>
           <wp:inline xmlns:a="http://schemas.openxmlformats.org/drawingml/2006/main" xmlns:pic="http://schemas.openxmlformats.org/drawingml/2006/picture">
-            <wp:extent cx="5400000" cy="6440880"/>
+            <wp:extent cx="3035751" cy="7559999"/>
             <wp:docPr id="3" name="Picture 3"/>
             <wp:cNvGraphicFramePr>
               <a:graphicFrameLocks noChangeAspect="1"/>
@@ -3108,7 +2518,7 @@
                   <pic:spPr>
                     <a:xfrm>
                       <a:off x="0" y="0"/>
-                      <a:ext cx="5400000" cy="6440880"/>
+                      <a:ext cx="3035751" cy="7559999"/>
                     </a:xfrm>
                     <a:prstGeom prst="rect"/>
                   </pic:spPr>
@@ -3146,7 +2556,7 @@
           <w:i w:val="0"/>
           <w:sz w:val="28"/>
         </w:rPr>
-        <w:t>4.2.2 Вариант использования «Построить прогноз спроса»</w:t>
+        <w:t>4.2.2 Вариант использования «Продать товар»</w:t>
       </w:r>
     </w:p>
     <w:p>
@@ -3176,7 +2586,7 @@
           <w:i w:val="0"/>
           <w:sz w:val="28"/>
         </w:rPr>
-        <w:t>Таблица 7.5 – Спецификация варианта использования «Построить прогноз спроса»</w:t>
+        <w:t>Таблица 7.5 – Спецификация варианта использования «Продать товар»</w:t>
       </w:r>
     </w:p>
     <w:tbl>
@@ -3293,92 +2703,7 @@
                 <w:i w:val="0"/>
                 <w:sz w:val="24"/>
               </w:rPr>
-              <w:t>Планировщик задач (по расписанию), Аналитик (по запросу), погодный сервис</w:t>
-            </w:r>
-          </w:p>
-        </w:tc>
-      </w:tr>
-    </w:tbl>
-    <w:p>
-      <w:pPr>
-        <w:keepNext/>
-        <w:ind w:firstLine="0"/>
-        <w:jc w:val="right"/>
-      </w:pPr>
-      <w:r>
-        <w:rPr>
-          <w:rFonts w:ascii="Times New Roman" w:hAnsi="Times New Roman" w:cs="Times New Roman" w:eastAsia="Times New Roman"/>
-          <w:b w:val="0"/>
-          <w:i w:val="0"/>
-          <w:sz w:val="28"/>
-        </w:rPr>
-        <w:t>Продолжение таблицы 7.5</w:t>
-      </w:r>
-    </w:p>
-    <w:tbl>
-      <w:tblPr>
-        <w:tblStyle w:val="TableGrid"/>
-        <w:tblW w:type="auto" w:w="0"/>
-        <w:jc w:val="center"/>
-        <w:tblLayout w:type="fixed"/>
-        <w:tblLook w:firstColumn="1" w:firstRow="1" w:lastColumn="0" w:lastRow="0" w:noHBand="0" w:noVBand="1" w:val="04A0"/>
-        <w:tblLayout w:type="fixed"/>
-        <w:tblCaption w:val="7.5|1"/>
-      </w:tblPr>
-      <w:tblGrid>
-        <w:gridCol w:w="2268"/>
-        <w:gridCol w:w="7087"/>
-      </w:tblGrid>
-      <w:tr>
-        <w:trPr>
-          <w:cantSplit/>
-          <w:tblHeader/>
-        </w:trPr>
-        <w:tc>
-          <w:tcPr>
-            <w:tcW w:type="dxa" w:w="2268"/>
-          </w:tcPr>
-          <w:p>
-            <w:pPr>
-              <w:keepNext/>
-              <w:widowControl w:val="0"/>
-              <w:spacing w:line="240" w:lineRule="auto" w:after="0"/>
-              <w:ind w:firstLine="0"/>
-              <w:jc w:val="center"/>
-            </w:pPr>
-            <w:r/>
-            <w:r>
-              <w:rPr>
-                <w:rFonts w:ascii="Times New Roman" w:hAnsi="Times New Roman" w:cs="Times New Roman" w:eastAsia="Times New Roman"/>
-                <w:b w:val="0"/>
-                <w:i w:val="0"/>
-                <w:sz w:val="24"/>
-              </w:rPr>
-              <w:t>Элемент</w:t>
-            </w:r>
-          </w:p>
-        </w:tc>
-        <w:tc>
-          <w:tcPr>
-            <w:tcW w:type="dxa" w:w="7087"/>
-          </w:tcPr>
-          <w:p>
-            <w:pPr>
-              <w:keepNext/>
-              <w:widowControl w:val="0"/>
-              <w:spacing w:line="240" w:lineRule="auto" w:after="0"/>
-              <w:ind w:firstLine="0"/>
-              <w:jc w:val="center"/>
-            </w:pPr>
-            <w:r/>
-            <w:r>
-              <w:rPr>
-                <w:rFonts w:ascii="Times New Roman" w:hAnsi="Times New Roman" w:cs="Times New Roman" w:eastAsia="Times New Roman"/>
-                <w:b w:val="0"/>
-                <w:i w:val="0"/>
-                <w:sz w:val="24"/>
-              </w:rPr>
-              <w:t>Содержание</w:t>
+              <w:t>Флорист-кассир</w:t>
             </w:r>
           </w:p>
         </w:tc>
@@ -3429,7 +2754,7 @@
                 <w:i w:val="0"/>
                 <w:sz w:val="24"/>
               </w:rPr>
-              <w:t>Опубликована версия модели прогноза; загружены продажи за предыдущий день</w:t>
+              <w:t>Пользователь вошёл в систему; у товара есть годные партии</w:t>
             </w:r>
           </w:p>
         </w:tc>
@@ -3480,7 +2805,7 @@
                 <w:i w:val="0"/>
                 <w:sz w:val="24"/>
               </w:rPr>
-              <w:t>1. Планировщик запускает расчёт. 2. Система получает опубликованную версию модели, историю продаж, события календаря и погоду. 3. Восстанавливает спрос в дни дефицита, рассчитывает коэффициенты событий и погоды. 4. Для каждого ряда «товар — место» выбирает модель (сезонная наивная, Хольт–Уинтерс, метод Кростона) по WAPE на отложенном периоде и рассчитывает P50; P80 и P95 — по квантилям ошибок модели. 5. Сохраняет прогноз</w:t>
+              <w:t>1. Флорист выбирает товар и вводит количество. 2. Система рассчитывает остаток непросроченных партий. 3. Система упорядочивает партии по сроку годности. 4. Система списывает товар начиная с партии с самым ранним сроком и записывает продажу по каждой партии. 5. Система показывает сообщение и последние продажи</w:t>
             </w:r>
           </w:p>
         </w:tc>
@@ -3531,7 +2856,7 @@
                 <w:i w:val="0"/>
                 <w:sz w:val="24"/>
               </w:rPr>
-              <w:t>2а. Погодный сервис недоступен — используются климатические средние. 4а. Ошибка расчёта — действует результат предыдущего расчёта, сбой отображается в журнале расчётов</w:t>
+              <w:t>2а. Количество больше остатка — продажа не записывается, выводится доступное количество. 1а. Количество не целое или не больше нуля — выводится сообщение</w:t>
             </w:r>
           </w:p>
         </w:tc>
@@ -3582,7 +2907,7 @@
                 <w:i w:val="0"/>
                 <w:sz w:val="24"/>
               </w:rPr>
-              <w:t>Прогноз на 14 дней сохранён</w:t>
+              <w:t>Продажи записаны, остатки партий уменьшены</w:t>
             </w:r>
           </w:p>
         </w:tc>
@@ -3614,7 +2939,7 @@
       <w:r>
         <w:drawing>
           <wp:inline xmlns:a="http://schemas.openxmlformats.org/drawingml/2006/main" xmlns:pic="http://schemas.openxmlformats.org/drawingml/2006/picture">
-            <wp:extent cx="5760000" cy="2444692"/>
+            <wp:extent cx="5760000" cy="2587826"/>
             <wp:docPr id="4" name="Picture 4"/>
             <wp:cNvGraphicFramePr>
               <a:graphicFrameLocks noChangeAspect="1"/>
@@ -3635,7 +2960,7 @@
                   <pic:spPr>
                     <a:xfrm>
                       <a:off x="0" y="0"/>
-                      <a:ext cx="5760000" cy="2444692"/>
+                      <a:ext cx="5760000" cy="2587826"/>
                     </a:xfrm>
                     <a:prstGeom prst="rect"/>
                   </pic:spPr>
@@ -3659,7 +2984,7 @@
           <w:i w:val="0"/>
           <w:sz w:val="28"/>
         </w:rPr>
-        <w:t>Рисунок 7.4 – Диаграмма последовательности «Построить прогноз спроса»</w:t>
+        <w:t>Рисунок 7.4 – Диаграмма последовательности «Продать товар»</w:t>
       </w:r>
     </w:p>
     <w:p>
@@ -3683,7 +3008,7 @@
       <w:r>
         <w:drawing>
           <wp:inline xmlns:a="http://schemas.openxmlformats.org/drawingml/2006/main" xmlns:pic="http://schemas.openxmlformats.org/drawingml/2006/picture">
-            <wp:extent cx="5400000" cy="3211867"/>
+            <wp:extent cx="2903361" cy="7559998"/>
             <wp:docPr id="5" name="Picture 5"/>
             <wp:cNvGraphicFramePr>
               <a:graphicFrameLocks noChangeAspect="1"/>
@@ -3704,7 +3029,7 @@
                   <pic:spPr>
                     <a:xfrm>
                       <a:off x="0" y="0"/>
-                      <a:ext cx="5400000" cy="3211867"/>
+                      <a:ext cx="2903361" cy="7559998"/>
                     </a:xfrm>
                     <a:prstGeom prst="rect"/>
                   </pic:spPr>
@@ -3728,7 +3053,7 @@
           <w:i w:val="0"/>
           <w:sz w:val="28"/>
         </w:rPr>
-        <w:t>Рисунок 7.5 – Диаграмма классов, реализующих вариант использования «Построить прогноз спроса»</w:t>
+        <w:t>Рисунок 7.5 – Диаграмма классов, реализующих вариант использования «Продать товар»</w:t>
       </w:r>
     </w:p>
     <w:p>
@@ -3742,7 +3067,7 @@
           <w:i w:val="0"/>
           <w:sz w:val="28"/>
         </w:rPr>
-        <w:t>4.2.3 Вариант использования «Сформировать план закупок»</w:t>
+        <w:t>4.2.3 Вариант использования «Рассчитать заказ поставщику»</w:t>
       </w:r>
     </w:p>
     <w:p>
@@ -3772,7 +3097,7 @@
           <w:i w:val="0"/>
           <w:sz w:val="28"/>
         </w:rPr>
-        <w:t>Таблица 7.6 – Спецификация варианта использования «Сформировать план закупок»</w:t>
+        <w:t>Таблица 7.6 – Спецификация варианта использования «Рассчитать заказ поставщику»</w:t>
       </w:r>
     </w:p>
     <w:tbl>
@@ -3889,7 +3214,7 @@
                 <w:i w:val="0"/>
                 <w:sz w:val="24"/>
               </w:rPr>
-              <w:t>Менеджер по закупкам, Директор (при расширении)</w:t>
+              <w:t>Владелец салона</w:t>
             </w:r>
           </w:p>
         </w:tc>
@@ -3940,7 +3265,7 @@
                 <w:i w:val="0"/>
                 <w:sz w:val="24"/>
               </w:rPr>
-              <w:t>Прогноз рассчитан; условия поставщика заданы</w:t>
+              <w:t>Пользователь вошёл в систему; у поставщика есть товары</w:t>
             </w:r>
           </w:p>
         </w:tc>
@@ -3991,7 +3316,7 @@
                 <w:i w:val="0"/>
                 <w:sz w:val="24"/>
               </w:rPr>
-              <w:t>1. Менеджер выбирает поставщика и дату поставки. 2. Система получает прогноз, доступный запас и условия поставщика. 3. Рассчитывает и округляет объёмы. 4. Создаёт черновик заказа. 5. Менеджер корректирует и отправляет на согласование. 6. Заказ утверждается и отправляется поставщику</w:t>
+              <w:t>1. Владелец выбирает поставщика. 2. Система определяет период покрытия: срок поставки + 3 дня. 3. Для каждого товара поставщика система рассчитывает средние продажи за 14 дней, остаток годных партий и рекомендуемый заказ с округлением до упаковки. 4. Система показывает таблицу заказа и сумму по ценам закупки</w:t>
             </w:r>
           </w:p>
         </w:tc>
@@ -4042,7 +3367,7 @@
                 <w:i w:val="0"/>
                 <w:sz w:val="24"/>
               </w:rPr>
-              <w:t>3а. Превышен бюджет — заказ сокращается по ABC. 6а. Требуется утверждение директора</w:t>
+              <w:t>3а. Остаток покрывает потребность — заказ по товару равен нулю</w:t>
             </w:r>
           </w:p>
         </w:tc>
@@ -4093,7 +3418,7 @@
                 <w:i w:val="0"/>
                 <w:sz w:val="24"/>
               </w:rPr>
-              <w:t>Заказ отправлен поставщику, ожидаемая поставка учтена в плане</w:t>
+              <w:t>Владелец передаёт заказ поставщику по телефону или почте</w:t>
             </w:r>
           </w:p>
         </w:tc>
@@ -4125,7 +3450,7 @@
       <w:r>
         <w:drawing>
           <wp:inline xmlns:a="http://schemas.openxmlformats.org/drawingml/2006/main" xmlns:pic="http://schemas.openxmlformats.org/drawingml/2006/picture">
-            <wp:extent cx="5760000" cy="3302548"/>
+            <wp:extent cx="5760000" cy="2649925"/>
             <wp:docPr id="6" name="Picture 6"/>
             <wp:cNvGraphicFramePr>
               <a:graphicFrameLocks noChangeAspect="1"/>
@@ -4146,7 +3471,7 @@
                   <pic:spPr>
                     <a:xfrm>
                       <a:off x="0" y="0"/>
-                      <a:ext cx="5760000" cy="3302548"/>
+                      <a:ext cx="5760000" cy="2649925"/>
                     </a:xfrm>
                     <a:prstGeom prst="rect"/>
                   </pic:spPr>
@@ -4170,7 +3495,7 @@
           <w:i w:val="0"/>
           <w:sz w:val="28"/>
         </w:rPr>
-        <w:t>Рисунок 7.6 – Диаграмма последовательности «Сформировать план закупок»</w:t>
+        <w:t>Рисунок 7.6 – Диаграмма последовательности «Рассчитать заказ поставщику»</w:t>
       </w:r>
     </w:p>
     <w:p>
@@ -4184,7 +3509,7 @@
           <w:i w:val="0"/>
           <w:sz w:val="28"/>
         </w:rPr>
-        <w:t>4.2.4 Вариант использования «Уценить или списать партию»</w:t>
+        <w:t>4.2.4 Вариант использования «Списать партию»</w:t>
       </w:r>
     </w:p>
     <w:p>
@@ -4214,7 +3539,7 @@
           <w:i w:val="0"/>
           <w:sz w:val="28"/>
         </w:rPr>
-        <w:t>Таблица 7.7 – Спецификация варианта использования «Уценить или списать партию»</w:t>
+        <w:t>Таблица 7.7 – Спецификация варианта использования «Списать партию»</w:t>
       </w:r>
     </w:p>
     <w:tbl>
@@ -4331,7 +3656,7 @@
                 <w:i w:val="0"/>
                 <w:sz w:val="24"/>
               </w:rPr>
-              <w:t>Продавец-флорист, Кладовщик, Кассы / 1С</w:t>
+              <w:t>Флорист-кассир</w:t>
             </w:r>
           </w:p>
         </w:tc>
@@ -4382,7 +3707,92 @@
                 <w:i w:val="0"/>
                 <w:sz w:val="24"/>
               </w:rPr>
-              <w:t>Есть партии со сроком реализации, истекающим в течение 2 дней</w:t>
+              <w:t>Партия с ненулевым остатком; товар утратил товарный вид или срок истёк</w:t>
+            </w:r>
+          </w:p>
+        </w:tc>
+      </w:tr>
+    </w:tbl>
+    <w:p>
+      <w:pPr>
+        <w:keepNext/>
+        <w:ind w:firstLine="0"/>
+        <w:jc w:val="right"/>
+      </w:pPr>
+      <w:r>
+        <w:rPr>
+          <w:rFonts w:ascii="Times New Roman" w:hAnsi="Times New Roman" w:cs="Times New Roman" w:eastAsia="Times New Roman"/>
+          <w:b w:val="0"/>
+          <w:i w:val="0"/>
+          <w:sz w:val="28"/>
+        </w:rPr>
+        <w:t>Продолжение таблицы 7.7</w:t>
+      </w:r>
+    </w:p>
+    <w:tbl>
+      <w:tblPr>
+        <w:tblStyle w:val="TableGrid"/>
+        <w:tblW w:type="auto" w:w="0"/>
+        <w:jc w:val="center"/>
+        <w:tblLayout w:type="fixed"/>
+        <w:tblLook w:firstColumn="1" w:firstRow="1" w:lastColumn="0" w:lastRow="0" w:noHBand="0" w:noVBand="1" w:val="04A0"/>
+        <w:tblLayout w:type="fixed"/>
+        <w:tblCaption w:val="7.7|2"/>
+      </w:tblPr>
+      <w:tblGrid>
+        <w:gridCol w:w="2268"/>
+        <w:gridCol w:w="7087"/>
+      </w:tblGrid>
+      <w:tr>
+        <w:trPr>
+          <w:cantSplit/>
+          <w:tblHeader/>
+        </w:trPr>
+        <w:tc>
+          <w:tcPr>
+            <w:tcW w:type="dxa" w:w="2268"/>
+          </w:tcPr>
+          <w:p>
+            <w:pPr>
+              <w:keepNext/>
+              <w:widowControl w:val="0"/>
+              <w:spacing w:line="240" w:lineRule="auto" w:after="0"/>
+              <w:ind w:firstLine="0"/>
+              <w:jc w:val="center"/>
+            </w:pPr>
+            <w:r/>
+            <w:r>
+              <w:rPr>
+                <w:rFonts w:ascii="Times New Roman" w:hAnsi="Times New Roman" w:cs="Times New Roman" w:eastAsia="Times New Roman"/>
+                <w:b w:val="0"/>
+                <w:i w:val="0"/>
+                <w:sz w:val="24"/>
+              </w:rPr>
+              <w:t>Элемент</w:t>
+            </w:r>
+          </w:p>
+        </w:tc>
+        <w:tc>
+          <w:tcPr>
+            <w:tcW w:type="dxa" w:w="7087"/>
+          </w:tcPr>
+          <w:p>
+            <w:pPr>
+              <w:keepNext/>
+              <w:widowControl w:val="0"/>
+              <w:spacing w:line="240" w:lineRule="auto" w:after="0"/>
+              <w:ind w:firstLine="0"/>
+              <w:jc w:val="center"/>
+            </w:pPr>
+            <w:r/>
+            <w:r>
+              <w:rPr>
+                <w:rFonts w:ascii="Times New Roman" w:hAnsi="Times New Roman" w:cs="Times New Roman" w:eastAsia="Times New Roman"/>
+                <w:b w:val="0"/>
+                <w:i w:val="0"/>
+                <w:sz w:val="24"/>
+              </w:rPr>
+              <w:t>Содержание</w:t>
             </w:r>
           </w:p>
         </w:tc>
@@ -4433,7 +3843,7 @@
                 <w:i w:val="0"/>
                 <w:sz w:val="24"/>
               </w:rPr>
-              <w:t>1. Продавец открывает контроль сроков. 2. Система показывает партии и рекомендуемые скидки. 3. Продавец подтверждает уценку. 4. Новая цена партии передаётся кассам при очередном запросе цен «1С:Розница»</w:t>
+              <w:t>1. Флорист открывает остатки. 2. Система показывает партии по сроку годности с состоянием «свежая», «истекает» или «просрочена». 3. Флорист вводит причину и списывает партию. 4. Система записывает списание всего остатка и обнуляет остаток партии</w:t>
             </w:r>
           </w:p>
         </w:tc>
@@ -4484,7 +3894,7 @@
                 <w:i w:val="0"/>
                 <w:sz w:val="24"/>
               </w:rPr>
-              <w:t>3а. Товарный вид утрачен — продавец списывает партию с указанием причины</w:t>
+              <w:t>3а. Причина не указана — списание не выполняется</w:t>
             </w:r>
           </w:p>
         </w:tc>
@@ -4535,7 +3945,7 @@
                 <w:i w:val="0"/>
                 <w:sz w:val="24"/>
               </w:rPr>
-              <w:t>Цена партии изменена или партия (часть партии) списана</w:t>
+              <w:t>Партия списана, потери учтены в отчёте</w:t>
             </w:r>
           </w:p>
         </w:tc>
@@ -4567,7 +3977,7 @@
       <w:r>
         <w:drawing>
           <wp:inline xmlns:a="http://schemas.openxmlformats.org/drawingml/2006/main" xmlns:pic="http://schemas.openxmlformats.org/drawingml/2006/picture">
-            <wp:extent cx="5760000" cy="3869394"/>
+            <wp:extent cx="5760000" cy="3741503"/>
             <wp:docPr id="7" name="Picture 7"/>
             <wp:cNvGraphicFramePr>
               <a:graphicFrameLocks noChangeAspect="1"/>
@@ -4588,7 +3998,7 @@
                   <pic:spPr>
                     <a:xfrm>
                       <a:off x="0" y="0"/>
-                      <a:ext cx="5760000" cy="3869394"/>
+                      <a:ext cx="5760000" cy="3741503"/>
                     </a:xfrm>
                     <a:prstGeom prst="rect"/>
                   </pic:spPr>
@@ -4612,7 +4022,7 @@
           <w:i w:val="0"/>
           <w:sz w:val="28"/>
         </w:rPr>
-        <w:t>Рисунок 7.7 – Диаграмма последовательности «Уценить или списать партию»</w:t>
+        <w:t>Рисунок 7.7 – Диаграмма последовательности «Списать партию»</w:t>
       </w:r>
     </w:p>
     <w:p>
@@ -4626,7 +4036,7 @@
           <w:i w:val="0"/>
           <w:sz w:val="28"/>
         </w:rPr>
-        <w:t>4.2.5 Вариант использования «Сформировать аналитический отчёт»</w:t>
+        <w:t>4.2.5 Вариант использования «Сформировать отчёт за 30 дней»</w:t>
       </w:r>
     </w:p>
     <w:p>
@@ -4656,7 +4066,7 @@
           <w:i w:val="0"/>
           <w:sz w:val="28"/>
         </w:rPr>
-        <w:t>Таблица 7.8 – Спецификация варианта использования «Сформировать аналитический отчёт»</w:t>
+        <w:t>Таблица 7.8 – Спецификация варианта использования «Сформировать отчёт за 30 дней»</w:t>
       </w:r>
     </w:p>
     <w:tbl>
@@ -4773,7 +4183,7 @@
                 <w:i w:val="0"/>
                 <w:sz w:val="24"/>
               </w:rPr>
-              <w:t>Директор, Аналитик</w:t>
+              <w:t>Владелец салона</w:t>
             </w:r>
           </w:p>
         </w:tc>
@@ -4824,7 +4234,92 @@
                 <w:i w:val="0"/>
                 <w:sz w:val="24"/>
               </w:rPr>
-              <w:t>Пользователь имеет право просмотра отчётов</w:t>
+              <w:t>Пользователь вошёл в систему</w:t>
+            </w:r>
+          </w:p>
+        </w:tc>
+      </w:tr>
+    </w:tbl>
+    <w:p>
+      <w:pPr>
+        <w:keepNext/>
+        <w:ind w:firstLine="0"/>
+        <w:jc w:val="right"/>
+      </w:pPr>
+      <w:r>
+        <w:rPr>
+          <w:rFonts w:ascii="Times New Roman" w:hAnsi="Times New Roman" w:cs="Times New Roman" w:eastAsia="Times New Roman"/>
+          <w:b w:val="0"/>
+          <w:i w:val="0"/>
+          <w:sz w:val="28"/>
+        </w:rPr>
+        <w:t>Продолжение таблицы 7.8</w:t>
+      </w:r>
+    </w:p>
+    <w:tbl>
+      <w:tblPr>
+        <w:tblStyle w:val="TableGrid"/>
+        <w:tblW w:type="auto" w:w="0"/>
+        <w:jc w:val="center"/>
+        <w:tblLayout w:type="fixed"/>
+        <w:tblLook w:firstColumn="1" w:firstRow="1" w:lastColumn="0" w:lastRow="0" w:noHBand="0" w:noVBand="1" w:val="04A0"/>
+        <w:tblLayout w:type="fixed"/>
+        <w:tblCaption w:val="7.8|2"/>
+      </w:tblPr>
+      <w:tblGrid>
+        <w:gridCol w:w="2268"/>
+        <w:gridCol w:w="7087"/>
+      </w:tblGrid>
+      <w:tr>
+        <w:trPr>
+          <w:cantSplit/>
+          <w:tblHeader/>
+        </w:trPr>
+        <w:tc>
+          <w:tcPr>
+            <w:tcW w:type="dxa" w:w="2268"/>
+          </w:tcPr>
+          <w:p>
+            <w:pPr>
+              <w:keepNext/>
+              <w:widowControl w:val="0"/>
+              <w:spacing w:line="240" w:lineRule="auto" w:after="0"/>
+              <w:ind w:firstLine="0"/>
+              <w:jc w:val="center"/>
+            </w:pPr>
+            <w:r/>
+            <w:r>
+              <w:rPr>
+                <w:rFonts w:ascii="Times New Roman" w:hAnsi="Times New Roman" w:cs="Times New Roman" w:eastAsia="Times New Roman"/>
+                <w:b w:val="0"/>
+                <w:i w:val="0"/>
+                <w:sz w:val="24"/>
+              </w:rPr>
+              <w:t>Элемент</w:t>
+            </w:r>
+          </w:p>
+        </w:tc>
+        <w:tc>
+          <w:tcPr>
+            <w:tcW w:type="dxa" w:w="7087"/>
+          </w:tcPr>
+          <w:p>
+            <w:pPr>
+              <w:keepNext/>
+              <w:widowControl w:val="0"/>
+              <w:spacing w:line="240" w:lineRule="auto" w:after="0"/>
+              <w:ind w:firstLine="0"/>
+              <w:jc w:val="center"/>
+            </w:pPr>
+            <w:r/>
+            <w:r>
+              <w:rPr>
+                <w:rFonts w:ascii="Times New Roman" w:hAnsi="Times New Roman" w:cs="Times New Roman" w:eastAsia="Times New Roman"/>
+                <w:b w:val="0"/>
+                <w:i w:val="0"/>
+                <w:sz w:val="24"/>
+              </w:rPr>
+              <w:t>Содержание</w:t>
             </w:r>
           </w:p>
         </w:tc>
@@ -4875,7 +4370,7 @@
                 <w:i w:val="0"/>
                 <w:sz w:val="24"/>
               </w:rPr>
-              <w:t>1. Пользователь выбирает отчёт и период. 2. Система выбирает данные о продажах, списаниях, себестоимости и прогнозах. 3. Рассчитывает показатели. 4. Отображает отчёт и выгружает его в XLSX</w:t>
+              <w:t>1. Владелец открывает отчёт. 2. Система группирует продажи за 30 дней по товарам: количество и выручка. 3. Система группирует списания: количество и потери по цене закупки. 4. Система показывает таблицы и итоги</w:t>
             </w:r>
           </w:p>
         </w:tc>
@@ -4926,7 +4421,7 @@
                 <w:i w:val="0"/>
                 <w:sz w:val="24"/>
               </w:rPr>
-              <w:t>2а. Нет данных за период — выводится сообщение</w:t>
+              <w:t>2а. Продаж или списаний за период нет — таблица пустая</w:t>
             </w:r>
           </w:p>
         </w:tc>
@@ -4977,7 +4472,7 @@
                 <w:i w:val="0"/>
                 <w:sz w:val="24"/>
               </w:rPr>
-              <w:t>Отчёт сформирован</w:t>
+              <w:t>Отчёт показан</w:t>
             </w:r>
           </w:p>
         </w:tc>
@@ -5009,7 +4504,7 @@
       <w:r>
         <w:drawing>
           <wp:inline xmlns:a="http://schemas.openxmlformats.org/drawingml/2006/main" xmlns:pic="http://schemas.openxmlformats.org/drawingml/2006/picture">
-            <wp:extent cx="5760000" cy="2656294"/>
+            <wp:extent cx="5760000" cy="3693732"/>
             <wp:docPr id="8" name="Picture 8"/>
             <wp:cNvGraphicFramePr>
               <a:graphicFrameLocks noChangeAspect="1"/>
@@ -5030,7 +4525,7 @@
                   <pic:spPr>
                     <a:xfrm>
                       <a:off x="0" y="0"/>
-                      <a:ext cx="5760000" cy="2656294"/>
+                      <a:ext cx="5760000" cy="3693732"/>
                     </a:xfrm>
                     <a:prstGeom prst="rect"/>
                   </pic:spPr>
@@ -5054,7 +4549,7 @@
           <w:i w:val="0"/>
           <w:sz w:val="28"/>
         </w:rPr>
-        <w:t>Рисунок 7.8 – Диаграмма последовательности «Сформировать аналитический отчёт»</w:t>
+        <w:t>Рисунок 7.8 – Диаграмма последовательности «Сформировать отчёт за 30 дней»</w:t>
       </w:r>
     </w:p>
     <w:p>
@@ -5079,7 +4574,7 @@
           <w:i w:val="0"/>
           <w:sz w:val="28"/>
         </w:rPr>
-        <w:t>Диаграмма кооперации (рисунок 7.9) отражает основной поток варианта использования «Сформировать план закупок» с акцентом на структурные связи объектов; порядок сообщений задаётся их номерами.</w:t>
+        <w:t>Диаграмма кооперации (рисунок 7.9) отражает основной поток варианта использования «Продать товар» с акцентом на структурные связи объектов; порядок сообщений задаётся их номерами.</w:t>
       </w:r>
     </w:p>
     <w:p>
@@ -5092,7 +4587,7 @@
       <w:r>
         <w:drawing>
           <wp:inline xmlns:a="http://schemas.openxmlformats.org/drawingml/2006/main" xmlns:pic="http://schemas.openxmlformats.org/drawingml/2006/picture">
-            <wp:extent cx="5760000" cy="1363890"/>
+            <wp:extent cx="5760000" cy="1287203"/>
             <wp:docPr id="9" name="Picture 9"/>
             <wp:cNvGraphicFramePr>
               <a:graphicFrameLocks noChangeAspect="1"/>
@@ -5113,7 +4608,7 @@
                   <pic:spPr>
                     <a:xfrm>
                       <a:off x="0" y="0"/>
-                      <a:ext cx="5760000" cy="1363890"/>
+                      <a:ext cx="5760000" cy="1287203"/>
                     </a:xfrm>
                     <a:prstGeom prst="rect"/>
                   </pic:spPr>
@@ -5137,7 +4632,7 @@
           <w:i w:val="0"/>
           <w:sz w:val="28"/>
         </w:rPr>
-        <w:t>Рисунок 7.9 – Диаграмма кооперации «Сформировать план закупок»</w:t>
+        <w:t>Рисунок 7.9 – Диаграмма кооперации «Продать товар»</w:t>
       </w:r>
     </w:p>
     <w:p>
@@ -5162,7 +4657,7 @@
           <w:i w:val="0"/>
           <w:sz w:val="28"/>
         </w:rPr>
-        <w:t>Общая диаграмма классов системы (рисунок 7.10) объединяет классы, выявленные при реализации вариантов использования, и позволяет реализовать весь описанный функционал. Для классов указаны стереотипы «boundary» (экраны веб-интерфейса и ТСД), «control» (контроллеры, сервисы и адаптеры внешних систем) и «entity» (хранимые объекты).</w:t>
+        <w:t>Общая диаграмма классов (рисунок 7.10) объединяет классы, выявленные при реализации вариантов использования. Стереотипы: «boundary» — шаблоны страниц, «control» — обработчики страниц и правила расчёта, «entity» — таблицы базы данных.</w:t>
       </w:r>
     </w:p>
     <w:p>
@@ -5175,7 +4670,7 @@
       <w:r>
         <w:drawing>
           <wp:inline xmlns:a="http://schemas.openxmlformats.org/drawingml/2006/main" xmlns:pic="http://schemas.openxmlformats.org/drawingml/2006/picture">
-            <wp:extent cx="5940000" cy="2018374"/>
+            <wp:extent cx="5940000" cy="3082352"/>
             <wp:docPr id="10" name="Picture 10"/>
             <wp:cNvGraphicFramePr>
               <a:graphicFrameLocks noChangeAspect="1"/>
@@ -5196,7 +4691,7 @@
                   <pic:spPr>
                     <a:xfrm>
                       <a:off x="0" y="0"/>
-                      <a:ext cx="5940000" cy="2018374"/>
+                      <a:ext cx="5940000" cy="3082352"/>
                     </a:xfrm>
                     <a:prstGeom prst="rect"/>
                   </pic:spPr>
@@ -5369,7 +4864,7 @@
                 <w:i w:val="0"/>
                 <w:sz w:val="24"/>
               </w:rPr>
-              <w:t>ЭкранПриёмкиТСД, ЭкранПланаЗакупок, ЭкранСроков, ЭкранОтчётов</w:t>
+              <w:t>ФормаВхода, ТаблицаОстатков, ФормаПриёмки, ФормаПродажи, СправочникТоваров, СправочникПоставщиков, ТаблицаПрогноза, ТаблицаЗаказа, Отчёт</w:t>
             </w:r>
           </w:p>
         </w:tc>
@@ -5415,7 +4910,117 @@
                 <w:i w:val="0"/>
                 <w:sz w:val="24"/>
               </w:rPr>
-              <w:t>Экранные формы пользователей</w:t>
+              <w:t>Шаблоны страниц login, stock, receive, sales, products, suppliers, forecast, order, report</w:t>
+            </w:r>
+          </w:p>
+        </w:tc>
+      </w:tr>
+    </w:tbl>
+    <w:p>
+      <w:pPr>
+        <w:keepNext/>
+        <w:ind w:firstLine="0"/>
+        <w:jc w:val="right"/>
+      </w:pPr>
+      <w:r>
+        <w:rPr>
+          <w:rFonts w:ascii="Times New Roman" w:hAnsi="Times New Roman" w:cs="Times New Roman" w:eastAsia="Times New Roman"/>
+          <w:b w:val="0"/>
+          <w:i w:val="0"/>
+          <w:sz w:val="28"/>
+        </w:rPr>
+        <w:t>Продолжение таблицы 7.9</w:t>
+      </w:r>
+    </w:p>
+    <w:tbl>
+      <w:tblPr>
+        <w:tblStyle w:val="TableGrid"/>
+        <w:tblW w:type="auto" w:w="0"/>
+        <w:jc w:val="center"/>
+        <w:tblLayout w:type="fixed"/>
+        <w:tblLook w:firstColumn="1" w:firstRow="1" w:lastColumn="0" w:lastRow="0" w:noHBand="0" w:noVBand="1" w:val="04A0"/>
+        <w:tblLayout w:type="fixed"/>
+        <w:tblCaption w:val="7.9|1"/>
+      </w:tblPr>
+      <w:tblGrid>
+        <w:gridCol w:w="2608"/>
+        <w:gridCol w:w="1474"/>
+        <w:gridCol w:w="5272"/>
+      </w:tblGrid>
+      <w:tr>
+        <w:trPr>
+          <w:cantSplit/>
+          <w:tblHeader/>
+        </w:trPr>
+        <w:tc>
+          <w:tcPr>
+            <w:tcW w:type="dxa" w:w="2608"/>
+          </w:tcPr>
+          <w:p>
+            <w:pPr>
+              <w:keepNext/>
+              <w:widowControl w:val="0"/>
+              <w:spacing w:line="240" w:lineRule="auto" w:after="0"/>
+              <w:ind w:firstLine="0"/>
+              <w:jc w:val="center"/>
+            </w:pPr>
+            <w:r/>
+            <w:r>
+              <w:rPr>
+                <w:rFonts w:ascii="Times New Roman" w:hAnsi="Times New Roman" w:cs="Times New Roman" w:eastAsia="Times New Roman"/>
+                <w:b w:val="0"/>
+                <w:i w:val="0"/>
+                <w:sz w:val="24"/>
+              </w:rPr>
+              <w:t>Класс</w:t>
+            </w:r>
+          </w:p>
+        </w:tc>
+        <w:tc>
+          <w:tcPr>
+            <w:tcW w:type="dxa" w:w="1474"/>
+          </w:tcPr>
+          <w:p>
+            <w:pPr>
+              <w:keepNext/>
+              <w:widowControl w:val="0"/>
+              <w:spacing w:line="240" w:lineRule="auto" w:after="0"/>
+              <w:ind w:firstLine="0"/>
+              <w:jc w:val="center"/>
+            </w:pPr>
+            <w:r/>
+            <w:r>
+              <w:rPr>
+                <w:rFonts w:ascii="Times New Roman" w:hAnsi="Times New Roman" w:cs="Times New Roman" w:eastAsia="Times New Roman"/>
+                <w:b w:val="0"/>
+                <w:i w:val="0"/>
+                <w:sz w:val="24"/>
+              </w:rPr>
+              <w:t>Стереотип</w:t>
+            </w:r>
+          </w:p>
+        </w:tc>
+        <w:tc>
+          <w:tcPr>
+            <w:tcW w:type="dxa" w:w="5272"/>
+          </w:tcPr>
+          <w:p>
+            <w:pPr>
+              <w:keepNext/>
+              <w:widowControl w:val="0"/>
+              <w:spacing w:line="240" w:lineRule="auto" w:after="0"/>
+              <w:ind w:firstLine="0"/>
+              <w:jc w:val="center"/>
+            </w:pPr>
+            <w:r/>
+            <w:r>
+              <w:rPr>
+                <w:rFonts w:ascii="Times New Roman" w:hAnsi="Times New Roman" w:cs="Times New Roman" w:eastAsia="Times New Roman"/>
+                <w:b w:val="0"/>
+                <w:i w:val="0"/>
+                <w:sz w:val="24"/>
+              </w:rPr>
+              <w:t>Назначение</w:t>
             </w:r>
           </w:p>
         </w:tc>
@@ -5443,7 +5048,7 @@
                 <w:i w:val="0"/>
                 <w:sz w:val="24"/>
               </w:rPr>
-              <w:t>КонтроллерПриёмки</w:t>
+              <w:t>Вход, ОбработчикОстатков, ОбработчикПриёмки, ОбработчикПродаж, ОбработчикСправочников, ОбработчикПрогноза, ОбработчикЗаказа, ОбработчикОтчёта</w:t>
             </w:r>
           </w:p>
         </w:tc>
@@ -5489,7 +5094,7 @@
                 <w:i w:val="0"/>
                 <w:sz w:val="24"/>
               </w:rPr>
-              <w:t>Приёмка поставок и оприходование партий</w:t>
+              <w:t>Функции-обработчики страниц в app.py</w:t>
             </w:r>
           </w:p>
         </w:tc>
@@ -5517,7 +5122,7 @@
                 <w:i w:val="0"/>
                 <w:sz w:val="24"/>
               </w:rPr>
-              <w:t>СервисПланированияЗакупок</w:t>
+              <w:t>ПродажаFEFO, КонтрольСроков, ПрогнозСпроса, РасчётЗаказа</w:t>
             </w:r>
           </w:p>
         </w:tc>
@@ -5563,7 +5168,7 @@
                 <w:i w:val="0"/>
                 <w:sz w:val="24"/>
               </w:rPr>
-              <w:t>Расчёт рекомендуемых заказов, согласование и отправка</w:t>
+              <w:t>Правила в logic.py: продажа по FEFO, состояние партии, скользящее среднее, расчёт заказа</w:t>
             </w:r>
           </w:p>
         </w:tc>
@@ -5591,377 +5196,7 @@
                 <w:i w:val="0"/>
                 <w:sz w:val="24"/>
               </w:rPr>
-              <w:t>СервисПрогнозирования</w:t>
-            </w:r>
-          </w:p>
-        </w:tc>
-        <w:tc>
-          <w:tcPr>
-            <w:tcW w:type="dxa" w:w="1474"/>
-          </w:tcPr>
-          <w:p>
-            <w:pPr>
-              <w:widowControl w:val="0"/>
-              <w:spacing w:line="240" w:lineRule="auto" w:after="0"/>
-              <w:ind w:firstLine="0"/>
-              <w:jc w:val="left"/>
-            </w:pPr>
-            <w:r/>
-            <w:r>
-              <w:rPr>
-                <w:rFonts w:ascii="Times New Roman" w:hAnsi="Times New Roman" w:cs="Times New Roman" w:eastAsia="Times New Roman"/>
-                <w:b w:val="0"/>
-                <w:i w:val="0"/>
-                <w:sz w:val="24"/>
-              </w:rPr>
-              <w:t>control</w:t>
-            </w:r>
-          </w:p>
-        </w:tc>
-        <w:tc>
-          <w:tcPr>
-            <w:tcW w:type="dxa" w:w="5272"/>
-          </w:tcPr>
-          <w:p>
-            <w:pPr>
-              <w:widowControl w:val="0"/>
-              <w:spacing w:line="240" w:lineRule="auto" w:after="0"/>
-              <w:ind w:firstLine="0"/>
-              <w:jc w:val="left"/>
-            </w:pPr>
-            <w:r/>
-            <w:r>
-              <w:rPr>
-                <w:rFonts w:ascii="Times New Roman" w:hAnsi="Times New Roman" w:cs="Times New Roman" w:eastAsia="Times New Roman"/>
-                <w:b w:val="0"/>
-                <w:i w:val="0"/>
-                <w:sz w:val="24"/>
-              </w:rPr>
-              <w:t>Подготовка данных и расчёт прогноза спроса</w:t>
-            </w:r>
-          </w:p>
-        </w:tc>
-      </w:tr>
-      <w:tr>
-        <w:trPr>
-          <w:cantSplit/>
-        </w:trPr>
-        <w:tc>
-          <w:tcPr>
-            <w:tcW w:type="dxa" w:w="2608"/>
-          </w:tcPr>
-          <w:p>
-            <w:pPr>
-              <w:widowControl w:val="0"/>
-              <w:spacing w:line="240" w:lineRule="auto" w:after="0"/>
-              <w:ind w:firstLine="0"/>
-              <w:jc w:val="left"/>
-            </w:pPr>
-            <w:r/>
-            <w:r>
-              <w:rPr>
-                <w:rFonts w:ascii="Times New Roman" w:hAnsi="Times New Roman" w:cs="Times New Roman" w:eastAsia="Times New Roman"/>
-                <w:b w:val="0"/>
-                <w:i w:val="0"/>
-                <w:sz w:val="24"/>
-              </w:rPr>
-              <w:t>МоделиВременныхРядов</w:t>
-            </w:r>
-          </w:p>
-        </w:tc>
-        <w:tc>
-          <w:tcPr>
-            <w:tcW w:type="dxa" w:w="1474"/>
-          </w:tcPr>
-          <w:p>
-            <w:pPr>
-              <w:widowControl w:val="0"/>
-              <w:spacing w:line="240" w:lineRule="auto" w:after="0"/>
-              <w:ind w:firstLine="0"/>
-              <w:jc w:val="left"/>
-            </w:pPr>
-            <w:r/>
-            <w:r>
-              <w:rPr>
-                <w:rFonts w:ascii="Times New Roman" w:hAnsi="Times New Roman" w:cs="Times New Roman" w:eastAsia="Times New Roman"/>
-                <w:b w:val="0"/>
-                <w:i w:val="0"/>
-                <w:sz w:val="24"/>
-              </w:rPr>
-              <w:t>control</w:t>
-            </w:r>
-          </w:p>
-        </w:tc>
-        <w:tc>
-          <w:tcPr>
-            <w:tcW w:type="dxa" w:w="5272"/>
-          </w:tcPr>
-          <w:p>
-            <w:pPr>
-              <w:widowControl w:val="0"/>
-              <w:spacing w:line="240" w:lineRule="auto" w:after="0"/>
-              <w:ind w:firstLine="0"/>
-              <w:jc w:val="left"/>
-            </w:pPr>
-            <w:r/>
-            <w:r>
-              <w:rPr>
-                <w:rFonts w:ascii="Times New Roman" w:hAnsi="Times New Roman" w:cs="Times New Roman" w:eastAsia="Times New Roman"/>
-                <w:b w:val="0"/>
-                <w:i w:val="0"/>
-                <w:sz w:val="24"/>
-              </w:rPr>
-              <w:t>Сезонная наивная модель, Хольт–Уинтерс, метод Кростона, выбор модели по WAPE</w:t>
-            </w:r>
-          </w:p>
-        </w:tc>
-      </w:tr>
-      <w:tr>
-        <w:trPr>
-          <w:cantSplit/>
-        </w:trPr>
-        <w:tc>
-          <w:tcPr>
-            <w:tcW w:type="dxa" w:w="2608"/>
-          </w:tcPr>
-          <w:p>
-            <w:pPr>
-              <w:widowControl w:val="0"/>
-              <w:spacing w:line="240" w:lineRule="auto" w:after="0"/>
-              <w:ind w:firstLine="0"/>
-              <w:jc w:val="left"/>
-            </w:pPr>
-            <w:r/>
-            <w:r>
-              <w:rPr>
-                <w:rFonts w:ascii="Times New Roman" w:hAnsi="Times New Roman" w:cs="Times New Roman" w:eastAsia="Times New Roman"/>
-                <w:b w:val="0"/>
-                <w:i w:val="0"/>
-                <w:sz w:val="24"/>
-              </w:rPr>
-              <w:t>СервисСроковИУценки</w:t>
-            </w:r>
-          </w:p>
-        </w:tc>
-        <w:tc>
-          <w:tcPr>
-            <w:tcW w:type="dxa" w:w="1474"/>
-          </w:tcPr>
-          <w:p>
-            <w:pPr>
-              <w:widowControl w:val="0"/>
-              <w:spacing w:line="240" w:lineRule="auto" w:after="0"/>
-              <w:ind w:firstLine="0"/>
-              <w:jc w:val="left"/>
-            </w:pPr>
-            <w:r/>
-            <w:r>
-              <w:rPr>
-                <w:rFonts w:ascii="Times New Roman" w:hAnsi="Times New Roman" w:cs="Times New Roman" w:eastAsia="Times New Roman"/>
-                <w:b w:val="0"/>
-                <w:i w:val="0"/>
-                <w:sz w:val="24"/>
-              </w:rPr>
-              <w:t>control</w:t>
-            </w:r>
-          </w:p>
-        </w:tc>
-        <w:tc>
-          <w:tcPr>
-            <w:tcW w:type="dxa" w:w="5272"/>
-          </w:tcPr>
-          <w:p>
-            <w:pPr>
-              <w:widowControl w:val="0"/>
-              <w:spacing w:line="240" w:lineRule="auto" w:after="0"/>
-              <w:ind w:firstLine="0"/>
-              <w:jc w:val="left"/>
-            </w:pPr>
-            <w:r/>
-            <w:r>
-              <w:rPr>
-                <w:rFonts w:ascii="Times New Roman" w:hAnsi="Times New Roman" w:cs="Times New Roman" w:eastAsia="Times New Roman"/>
-                <w:b w:val="0"/>
-                <w:i w:val="0"/>
-                <w:sz w:val="24"/>
-              </w:rPr>
-              <w:t>Контроль сроков, уценка, списание</w:t>
-            </w:r>
-          </w:p>
-        </w:tc>
-      </w:tr>
-      <w:tr>
-        <w:trPr>
-          <w:cantSplit/>
-        </w:trPr>
-        <w:tc>
-          <w:tcPr>
-            <w:tcW w:type="dxa" w:w="2608"/>
-          </w:tcPr>
-          <w:p>
-            <w:pPr>
-              <w:widowControl w:val="0"/>
-              <w:spacing w:line="240" w:lineRule="auto" w:after="0"/>
-              <w:ind w:firstLine="0"/>
-              <w:jc w:val="left"/>
-            </w:pPr>
-            <w:r/>
-            <w:r>
-              <w:rPr>
-                <w:rFonts w:ascii="Times New Roman" w:hAnsi="Times New Roman" w:cs="Times New Roman" w:eastAsia="Times New Roman"/>
-                <w:b w:val="0"/>
-                <w:i w:val="0"/>
-                <w:sz w:val="24"/>
-              </w:rPr>
-              <w:t>СервисАналитики</w:t>
-            </w:r>
-          </w:p>
-        </w:tc>
-        <w:tc>
-          <w:tcPr>
-            <w:tcW w:type="dxa" w:w="1474"/>
-          </w:tcPr>
-          <w:p>
-            <w:pPr>
-              <w:widowControl w:val="0"/>
-              <w:spacing w:line="240" w:lineRule="auto" w:after="0"/>
-              <w:ind w:firstLine="0"/>
-              <w:jc w:val="left"/>
-            </w:pPr>
-            <w:r/>
-            <w:r>
-              <w:rPr>
-                <w:rFonts w:ascii="Times New Roman" w:hAnsi="Times New Roman" w:cs="Times New Roman" w:eastAsia="Times New Roman"/>
-                <w:b w:val="0"/>
-                <w:i w:val="0"/>
-                <w:sz w:val="24"/>
-              </w:rPr>
-              <w:t>control</w:t>
-            </w:r>
-          </w:p>
-        </w:tc>
-        <w:tc>
-          <w:tcPr>
-            <w:tcW w:type="dxa" w:w="5272"/>
-          </w:tcPr>
-          <w:p>
-            <w:pPr>
-              <w:widowControl w:val="0"/>
-              <w:spacing w:line="240" w:lineRule="auto" w:after="0"/>
-              <w:ind w:firstLine="0"/>
-              <w:jc w:val="left"/>
-            </w:pPr>
-            <w:r/>
-            <w:r>
-              <w:rPr>
-                <w:rFonts w:ascii="Times New Roman" w:hAnsi="Times New Roman" w:cs="Times New Roman" w:eastAsia="Times New Roman"/>
-                <w:b w:val="0"/>
-                <w:i w:val="0"/>
-                <w:sz w:val="24"/>
-              </w:rPr>
-              <w:t>Расчёт показателей и отчётов</w:t>
-            </w:r>
-          </w:p>
-        </w:tc>
-      </w:tr>
-      <w:tr>
-        <w:trPr>
-          <w:cantSplit/>
-        </w:trPr>
-        <w:tc>
-          <w:tcPr>
-            <w:tcW w:type="dxa" w:w="2608"/>
-          </w:tcPr>
-          <w:p>
-            <w:pPr>
-              <w:widowControl w:val="0"/>
-              <w:spacing w:line="240" w:lineRule="auto" w:after="0"/>
-              <w:ind w:firstLine="0"/>
-              <w:jc w:val="left"/>
-            </w:pPr>
-            <w:r/>
-            <w:r>
-              <w:rPr>
-                <w:rFonts w:ascii="Times New Roman" w:hAnsi="Times New Roman" w:cs="Times New Roman" w:eastAsia="Times New Roman"/>
-                <w:b w:val="0"/>
-                <w:i w:val="0"/>
-                <w:sz w:val="24"/>
-              </w:rPr>
-              <w:t>АдаптерКасс, АдаптерИнтернетМагазина, АдаптерПогоды, АдаптерПоставщика</w:t>
-            </w:r>
-          </w:p>
-        </w:tc>
-        <w:tc>
-          <w:tcPr>
-            <w:tcW w:type="dxa" w:w="1474"/>
-          </w:tcPr>
-          <w:p>
-            <w:pPr>
-              <w:widowControl w:val="0"/>
-              <w:spacing w:line="240" w:lineRule="auto" w:after="0"/>
-              <w:ind w:firstLine="0"/>
-              <w:jc w:val="left"/>
-            </w:pPr>
-            <w:r/>
-            <w:r>
-              <w:rPr>
-                <w:rFonts w:ascii="Times New Roman" w:hAnsi="Times New Roman" w:cs="Times New Roman" w:eastAsia="Times New Roman"/>
-                <w:b w:val="0"/>
-                <w:i w:val="0"/>
-                <w:sz w:val="24"/>
-              </w:rPr>
-              <w:t>control</w:t>
-            </w:r>
-          </w:p>
-        </w:tc>
-        <w:tc>
-          <w:tcPr>
-            <w:tcW w:type="dxa" w:w="5272"/>
-          </w:tcPr>
-          <w:p>
-            <w:pPr>
-              <w:widowControl w:val="0"/>
-              <w:spacing w:line="240" w:lineRule="auto" w:after="0"/>
-              <w:ind w:firstLine="0"/>
-              <w:jc w:val="left"/>
-            </w:pPr>
-            <w:r/>
-            <w:r>
-              <w:rPr>
-                <w:rFonts w:ascii="Times New Roman" w:hAnsi="Times New Roman" w:cs="Times New Roman" w:eastAsia="Times New Roman"/>
-                <w:b w:val="0"/>
-                <w:i w:val="0"/>
-                <w:sz w:val="24"/>
-              </w:rPr>
-              <w:t>Интеграция с «1С», кассами, сайтом и маркетплейсами, погодным сервисом, отправка заказов поставщикам (e-mail или API)</w:t>
-            </w:r>
-          </w:p>
-        </w:tc>
-      </w:tr>
-      <w:tr>
-        <w:trPr>
-          <w:cantSplit/>
-        </w:trPr>
-        <w:tc>
-          <w:tcPr>
-            <w:tcW w:type="dxa" w:w="2608"/>
-          </w:tcPr>
-          <w:p>
-            <w:pPr>
-              <w:widowControl w:val="0"/>
-              <w:spacing w:line="240" w:lineRule="auto" w:after="0"/>
-              <w:ind w:firstLine="0"/>
-              <w:jc w:val="left"/>
-            </w:pPr>
-            <w:r/>
-            <w:r>
-              <w:rPr>
-                <w:rFonts w:ascii="Times New Roman" w:hAnsi="Times New Roman" w:cs="Times New Roman" w:eastAsia="Times New Roman"/>
-                <w:b w:val="0"/>
-                <w:i w:val="0"/>
-                <w:sz w:val="24"/>
-              </w:rPr>
-              <w:t>Товар, Поставщик, УсловиеПоставки</w:t>
+              <w:t>Пользователь, Поставщик, Товар, Партия, Продажа, Списание</w:t>
             </w:r>
           </w:p>
         </w:tc>
@@ -6007,155 +5242,7 @@
                 <w:i w:val="0"/>
                 <w:sz w:val="24"/>
               </w:rPr>
-              <w:t>Нормативно-справочная информация</w:t>
-            </w:r>
-          </w:p>
-        </w:tc>
-      </w:tr>
-      <w:tr>
-        <w:trPr>
-          <w:cantSplit/>
-        </w:trPr>
-        <w:tc>
-          <w:tcPr>
-            <w:tcW w:type="dxa" w:w="2608"/>
-          </w:tcPr>
-          <w:p>
-            <w:pPr>
-              <w:widowControl w:val="0"/>
-              <w:spacing w:line="240" w:lineRule="auto" w:after="0"/>
-              <w:ind w:firstLine="0"/>
-              <w:jc w:val="left"/>
-            </w:pPr>
-            <w:r/>
-            <w:r>
-              <w:rPr>
-                <w:rFonts w:ascii="Times New Roman" w:hAnsi="Times New Roman" w:cs="Times New Roman" w:eastAsia="Times New Roman"/>
-                <w:b w:val="0"/>
-                <w:i w:val="0"/>
-                <w:sz w:val="24"/>
-              </w:rPr>
-              <w:t>ЗаказПоставщику, Партия, Продажа, Списание</w:t>
-            </w:r>
-          </w:p>
-        </w:tc>
-        <w:tc>
-          <w:tcPr>
-            <w:tcW w:type="dxa" w:w="1474"/>
-          </w:tcPr>
-          <w:p>
-            <w:pPr>
-              <w:widowControl w:val="0"/>
-              <w:spacing w:line="240" w:lineRule="auto" w:after="0"/>
-              <w:ind w:firstLine="0"/>
-              <w:jc w:val="left"/>
-            </w:pPr>
-            <w:r/>
-            <w:r>
-              <w:rPr>
-                <w:rFonts w:ascii="Times New Roman" w:hAnsi="Times New Roman" w:cs="Times New Roman" w:eastAsia="Times New Roman"/>
-                <w:b w:val="0"/>
-                <w:i w:val="0"/>
-                <w:sz w:val="24"/>
-              </w:rPr>
-              <w:t>entity</w:t>
-            </w:r>
-          </w:p>
-        </w:tc>
-        <w:tc>
-          <w:tcPr>
-            <w:tcW w:type="dxa" w:w="5272"/>
-          </w:tcPr>
-          <w:p>
-            <w:pPr>
-              <w:widowControl w:val="0"/>
-              <w:spacing w:line="240" w:lineRule="auto" w:after="0"/>
-              <w:ind w:firstLine="0"/>
-              <w:jc w:val="left"/>
-            </w:pPr>
-            <w:r/>
-            <w:r>
-              <w:rPr>
-                <w:rFonts w:ascii="Times New Roman" w:hAnsi="Times New Roman" w:cs="Times New Roman" w:eastAsia="Times New Roman"/>
-                <w:b w:val="0"/>
-                <w:i w:val="0"/>
-                <w:sz w:val="24"/>
-              </w:rPr>
-              <w:t>Учётные документы и объекты</w:t>
-            </w:r>
-          </w:p>
-        </w:tc>
-      </w:tr>
-      <w:tr>
-        <w:trPr>
-          <w:cantSplit/>
-        </w:trPr>
-        <w:tc>
-          <w:tcPr>
-            <w:tcW w:type="dxa" w:w="2608"/>
-          </w:tcPr>
-          <w:p>
-            <w:pPr>
-              <w:widowControl w:val="0"/>
-              <w:spacing w:line="240" w:lineRule="auto" w:after="0"/>
-              <w:ind w:firstLine="0"/>
-              <w:jc w:val="left"/>
-            </w:pPr>
-            <w:r/>
-            <w:r>
-              <w:rPr>
-                <w:rFonts w:ascii="Times New Roman" w:hAnsi="Times New Roman" w:cs="Times New Roman" w:eastAsia="Times New Roman"/>
-                <w:b w:val="0"/>
-                <w:i w:val="0"/>
-                <w:sz w:val="24"/>
-              </w:rPr>
-              <w:t>Прогноз, МодельПрогноза</w:t>
-            </w:r>
-          </w:p>
-        </w:tc>
-        <w:tc>
-          <w:tcPr>
-            <w:tcW w:type="dxa" w:w="1474"/>
-          </w:tcPr>
-          <w:p>
-            <w:pPr>
-              <w:widowControl w:val="0"/>
-              <w:spacing w:line="240" w:lineRule="auto" w:after="0"/>
-              <w:ind w:firstLine="0"/>
-              <w:jc w:val="left"/>
-            </w:pPr>
-            <w:r/>
-            <w:r>
-              <w:rPr>
-                <w:rFonts w:ascii="Times New Roman" w:hAnsi="Times New Roman" w:cs="Times New Roman" w:eastAsia="Times New Roman"/>
-                <w:b w:val="0"/>
-                <w:i w:val="0"/>
-                <w:sz w:val="24"/>
-              </w:rPr>
-              <w:t>entity</w:t>
-            </w:r>
-          </w:p>
-        </w:tc>
-        <w:tc>
-          <w:tcPr>
-            <w:tcW w:type="dxa" w:w="5272"/>
-          </w:tcPr>
-          <w:p>
-            <w:pPr>
-              <w:widowControl w:val="0"/>
-              <w:spacing w:line="240" w:lineRule="auto" w:after="0"/>
-              <w:ind w:firstLine="0"/>
-              <w:jc w:val="left"/>
-            </w:pPr>
-            <w:r/>
-            <w:r>
-              <w:rPr>
-                <w:rFonts w:ascii="Times New Roman" w:hAnsi="Times New Roman" w:cs="Times New Roman" w:eastAsia="Times New Roman"/>
-                <w:b w:val="0"/>
-                <w:i w:val="0"/>
-                <w:sz w:val="24"/>
-              </w:rPr>
-              <w:t>Результаты и модели прогнозирования</w:t>
+              <w:t>Таблицы users, suppliers, products, batches, sales, writeoffs</w:t>
             </w:r>
           </w:p>
         </w:tc>
@@ -6188,7 +5275,7 @@
           <w:i w:val="0"/>
           <w:sz w:val="28"/>
         </w:rPr>
-        <w:t>Классы разделены на пакеты по функциональным областям (механизм разбиения — по подсистемам). Диаграмма пакетов приведена на рисунке 7.11; имена пакетов совпадают с модулями программной реализации. Пакет models содержит общие сущности, используемые остальными пакетами; пакет api принимает запросы экранов и внешних систем и проверяет права ролей; пакеты forecasting и tsmodels изолируют модели прогнозирования, а onec, weather, supplier_send и mail — взаимодействие с внешними системами.</w:t>
+        <w:t>Классы разделены на пакеты по модулям программы (рисунок 7.11). Шаблоны страниц обращаются только к обработчикам; правила FEFO, прогноза и заказа (logic.py) не зависят от страниц — их можно проверять отдельно и менять, не трогая остальную программу.</w:t>
       </w:r>
     </w:p>
     <w:p>
@@ -6201,7 +5288,7 @@
       <w:r>
         <w:drawing>
           <wp:inline xmlns:a="http://schemas.openxmlformats.org/drawingml/2006/main" xmlns:pic="http://schemas.openxmlformats.org/drawingml/2006/picture">
-            <wp:extent cx="5400000" cy="4653234"/>
+            <wp:extent cx="5400000" cy="2519578"/>
             <wp:docPr id="11" name="Picture 11"/>
             <wp:cNvGraphicFramePr>
               <a:graphicFrameLocks noChangeAspect="1"/>
@@ -6222,7 +5309,7 @@
                   <pic:spPr>
                     <a:xfrm>
                       <a:off x="0" y="0"/>
-                      <a:ext cx="5400000" cy="4653234"/>
+                      <a:ext cx="5400000" cy="2519578"/>
                     </a:xfrm>
                     <a:prstGeom prst="rect"/>
                   </pic:spPr>
@@ -6271,7 +5358,7 @@
           <w:i w:val="0"/>
           <w:sz w:val="28"/>
         </w:rPr>
-        <w:t>Диаграмма состояний (рисунок 7.12) описывает жизненный цикл партии товара — ключевого объекта, обеспечивающего контроль сроков реализации скоропортящейся продукции. Состояние «В продаже» является составным и включает подсостояния «Свежая», «Срок истекает» и «Уценена».</w:t>
+        <w:t>Диаграмма состояний (рисунок 7.12) описывает жизненный цикл партии товара — ключевого объекта, обеспечивающего контроль сроков скоропортящейся продукции. Состояния «Свежая», «Срок истекает» и «Просрочена» программа определяет по дате «годен до» при каждом открытии остатков; просроченная партия не продаётся и может быть только списана.</w:t>
       </w:r>
     </w:p>
     <w:p>
@@ -6284,7 +5371,7 @@
       <w:r>
         <w:drawing>
           <wp:inline xmlns:a="http://schemas.openxmlformats.org/drawingml/2006/main" xmlns:pic="http://schemas.openxmlformats.org/drawingml/2006/picture">
-            <wp:extent cx="4976950" cy="7559999"/>
+            <wp:extent cx="5760000" cy="7175518"/>
             <wp:docPr id="12" name="Picture 12"/>
             <wp:cNvGraphicFramePr>
               <a:graphicFrameLocks noChangeAspect="1"/>
@@ -6305,7 +5392,7 @@
                   <pic:spPr>
                     <a:xfrm>
                       <a:off x="0" y="0"/>
-                      <a:ext cx="4976950" cy="7559999"/>
+                      <a:ext cx="5760000" cy="7175518"/>
                     </a:xfrm>
                     <a:prstGeom prst="rect"/>
                   </pic:spPr>
@@ -6478,7 +5565,7 @@
                 <w:i w:val="0"/>
                 <w:sz w:val="24"/>
               </w:rPr>
-              <w:t>Ожидается</w:t>
+              <w:t>Свежая</w:t>
             </w:r>
           </w:p>
         </w:tc>
@@ -6501,7 +5588,7 @@
                 <w:i w:val="0"/>
                 <w:sz w:val="24"/>
               </w:rPr>
-              <w:t>Партия заказана, поставка в пути</w:t>
+              <w:t>До даты «годен до» больше 2 дней</w:t>
             </w:r>
           </w:p>
         </w:tc>
@@ -6524,7 +5611,7 @@
                 <w:i w:val="0"/>
                 <w:sz w:val="24"/>
               </w:rPr>
-              <w:t>→ На приёмке</w:t>
+              <w:t>→ Срок истекает / Продана / Списана</w:t>
             </w:r>
           </w:p>
         </w:tc>
@@ -6552,7 +5639,7 @@
                 <w:i w:val="0"/>
                 <w:sz w:val="24"/>
               </w:rPr>
-              <w:t>На приёмке</w:t>
+              <w:t>Срок истекает</w:t>
             </w:r>
           </w:p>
         </w:tc>
@@ -6575,7 +5662,7 @@
                 <w:i w:val="0"/>
                 <w:sz w:val="24"/>
               </w:rPr>
-              <w:t>Пересчёт и контроль качества</w:t>
+              <w:t>До даты «годен до» 2 дня и меньше</w:t>
             </w:r>
           </w:p>
         </w:tc>
@@ -6598,7 +5685,7 @@
                 <w:i w:val="0"/>
                 <w:sz w:val="24"/>
               </w:rPr>
-              <w:t>→ В продаже / Возврат</w:t>
+              <w:t>→ Просрочена / Продана / Списана</w:t>
             </w:r>
           </w:p>
         </w:tc>
@@ -6736,7 +5823,7 @@
                 <w:i w:val="0"/>
                 <w:sz w:val="24"/>
               </w:rPr>
-              <w:t>В продаже (Свежая)</w:t>
+              <w:t>Просрочена</w:t>
             </w:r>
           </w:p>
         </w:tc>
@@ -6759,7 +5846,7 @@
                 <w:i w:val="0"/>
                 <w:sz w:val="24"/>
               </w:rPr>
-              <w:t>Партия доступна для продажи</w:t>
+              <w:t>Дата «годен до» прошла; продажа запрещена</w:t>
             </w:r>
           </w:p>
         </w:tc>
@@ -6782,7 +5869,7 @@
                 <w:i w:val="0"/>
                 <w:sz w:val="24"/>
               </w:rPr>
-              <w:t>→ Срок истекает / Продана / Списана</w:t>
+              <w:t>→ Списана</w:t>
             </w:r>
           </w:p>
         </w:tc>
@@ -6810,7 +5897,7 @@
                 <w:i w:val="0"/>
                 <w:sz w:val="24"/>
               </w:rPr>
-              <w:t>Срок истекает</w:t>
+              <w:t>Продана, Списана</w:t>
             </w:r>
           </w:p>
         </w:tc>
@@ -6833,155 +5920,7 @@
                 <w:i w:val="0"/>
                 <w:sz w:val="24"/>
               </w:rPr>
-              <w:t>До даты «годен до» не более 2 дней</w:t>
-            </w:r>
-          </w:p>
-        </w:tc>
-        <w:tc>
-          <w:tcPr>
-            <w:tcW w:type="dxa" w:w="3231"/>
-          </w:tcPr>
-          <w:p>
-            <w:pPr>
-              <w:widowControl w:val="0"/>
-              <w:spacing w:line="240" w:lineRule="auto" w:after="0"/>
-              <w:ind w:firstLine="0"/>
-              <w:jc w:val="left"/>
-            </w:pPr>
-            <w:r/>
-            <w:r>
-              <w:rPr>
-                <w:rFonts w:ascii="Times New Roman" w:hAnsi="Times New Roman" w:cs="Times New Roman" w:eastAsia="Times New Roman"/>
-                <w:b w:val="0"/>
-                <w:i w:val="0"/>
-                <w:sz w:val="24"/>
-              </w:rPr>
-              <w:t>→ Уценена / Продана / Списана</w:t>
-            </w:r>
-          </w:p>
-        </w:tc>
-      </w:tr>
-      <w:tr>
-        <w:trPr>
-          <w:cantSplit/>
-        </w:trPr>
-        <w:tc>
-          <w:tcPr>
-            <w:tcW w:type="dxa" w:w="2154"/>
-          </w:tcPr>
-          <w:p>
-            <w:pPr>
-              <w:widowControl w:val="0"/>
-              <w:spacing w:line="240" w:lineRule="auto" w:after="0"/>
-              <w:ind w:firstLine="0"/>
-              <w:jc w:val="left"/>
-            </w:pPr>
-            <w:r/>
-            <w:r>
-              <w:rPr>
-                <w:rFonts w:ascii="Times New Roman" w:hAnsi="Times New Roman" w:cs="Times New Roman" w:eastAsia="Times New Roman"/>
-                <w:b w:val="0"/>
-                <w:i w:val="0"/>
-                <w:sz w:val="24"/>
-              </w:rPr>
-              <w:t>Уценена</w:t>
-            </w:r>
-          </w:p>
-        </w:tc>
-        <w:tc>
-          <w:tcPr>
-            <w:tcW w:type="dxa" w:w="3969"/>
-          </w:tcPr>
-          <w:p>
-            <w:pPr>
-              <w:widowControl w:val="0"/>
-              <w:spacing w:line="240" w:lineRule="auto" w:after="0"/>
-              <w:ind w:firstLine="0"/>
-              <w:jc w:val="left"/>
-            </w:pPr>
-            <w:r/>
-            <w:r>
-              <w:rPr>
-                <w:rFonts w:ascii="Times New Roman" w:hAnsi="Times New Roman" w:cs="Times New Roman" w:eastAsia="Times New Roman"/>
-                <w:b w:val="0"/>
-                <w:i w:val="0"/>
-                <w:sz w:val="24"/>
-              </w:rPr>
-              <w:t>Цена снижена</w:t>
-            </w:r>
-          </w:p>
-        </w:tc>
-        <w:tc>
-          <w:tcPr>
-            <w:tcW w:type="dxa" w:w="3231"/>
-          </w:tcPr>
-          <w:p>
-            <w:pPr>
-              <w:widowControl w:val="0"/>
-              <w:spacing w:line="240" w:lineRule="auto" w:after="0"/>
-              <w:ind w:firstLine="0"/>
-              <w:jc w:val="left"/>
-            </w:pPr>
-            <w:r/>
-            <w:r>
-              <w:rPr>
-                <w:rFonts w:ascii="Times New Roman" w:hAnsi="Times New Roman" w:cs="Times New Roman" w:eastAsia="Times New Roman"/>
-                <w:b w:val="0"/>
-                <w:i w:val="0"/>
-                <w:sz w:val="24"/>
-              </w:rPr>
-              <w:t>→ Продана / Списана</w:t>
-            </w:r>
-          </w:p>
-        </w:tc>
-      </w:tr>
-      <w:tr>
-        <w:trPr>
-          <w:cantSplit/>
-        </w:trPr>
-        <w:tc>
-          <w:tcPr>
-            <w:tcW w:type="dxa" w:w="2154"/>
-          </w:tcPr>
-          <w:p>
-            <w:pPr>
-              <w:widowControl w:val="0"/>
-              <w:spacing w:line="240" w:lineRule="auto" w:after="0"/>
-              <w:ind w:firstLine="0"/>
-              <w:jc w:val="left"/>
-            </w:pPr>
-            <w:r/>
-            <w:r>
-              <w:rPr>
-                <w:rFonts w:ascii="Times New Roman" w:hAnsi="Times New Roman" w:cs="Times New Roman" w:eastAsia="Times New Roman"/>
-                <w:b w:val="0"/>
-                <w:i w:val="0"/>
-                <w:sz w:val="24"/>
-              </w:rPr>
-              <w:t>Продана, Списана, Возврат</w:t>
-            </w:r>
-          </w:p>
-        </w:tc>
-        <w:tc>
-          <w:tcPr>
-            <w:tcW w:type="dxa" w:w="3969"/>
-          </w:tcPr>
-          <w:p>
-            <w:pPr>
-              <w:widowControl w:val="0"/>
-              <w:spacing w:line="240" w:lineRule="auto" w:after="0"/>
-              <w:ind w:firstLine="0"/>
-              <w:jc w:val="left"/>
-            </w:pPr>
-            <w:r/>
-            <w:r>
-              <w:rPr>
-                <w:rFonts w:ascii="Times New Roman" w:hAnsi="Times New Roman" w:cs="Times New Roman" w:eastAsia="Times New Roman"/>
-                <w:b w:val="0"/>
-                <w:i w:val="0"/>
-                <w:sz w:val="24"/>
-              </w:rPr>
-              <w:t>Конечные состояния</w:t>
+              <w:t>Конечные состояния: остаток равен нулю</w:t>
             </w:r>
           </w:p>
         </w:tc>
@@ -7037,7 +5976,7 @@
           <w:i w:val="0"/>
           <w:sz w:val="28"/>
         </w:rPr>
-        <w:t>Объединённая диаграмма компонентов и размещения (рисунок 7.13) показывает размещение программных компонентов на сервере Компании, рабочих местах и ТСД, а также связи с внешними системами. Компоненты сервера запускаются как контейнеры Docker Compose; для работы на одном компьютере те же компоненты (кроме прокси) объединены в версии для Windows без установки.</w:t>
+        <w:t>Объединённая диаграмма компонентов и размещения (рисунок 7.13) показывает, что все компоненты базовой редакции размещены на одном компьютере Салона. Сервер принимает подключения только с этого компьютера; касса салона работает независимо, программа с ней не связана.</w:t>
       </w:r>
     </w:p>
     <w:p>
@@ -7050,7 +5989,7 @@
       <w:r>
         <w:drawing>
           <wp:inline xmlns:a="http://schemas.openxmlformats.org/drawingml/2006/main" xmlns:pic="http://schemas.openxmlformats.org/drawingml/2006/picture">
-            <wp:extent cx="5940000" cy="3284119"/>
+            <wp:extent cx="5940000" cy="4930696"/>
             <wp:docPr id="13" name="Picture 13"/>
             <wp:cNvGraphicFramePr>
               <a:graphicFrameLocks noChangeAspect="1"/>
@@ -7071,7 +6010,7 @@
                   <pic:spPr>
                     <a:xfrm>
                       <a:off x="0" y="0"/>
-                      <a:ext cx="5940000" cy="3284119"/>
+                      <a:ext cx="5940000" cy="4930696"/>
                     </a:xfrm>
                     <a:prstGeom prst="rect"/>
                   </pic:spPr>
@@ -7244,7 +6183,7 @@
                 <w:i w:val="0"/>
                 <w:sz w:val="24"/>
               </w:rPr>
-              <w:t>ПК менеджера / директора</w:t>
+              <w:t>Компьютер Салона</w:t>
             </w:r>
           </w:p>
         </w:tc>
@@ -7267,7 +6206,7 @@
                 <w:i w:val="0"/>
                 <w:sz w:val="24"/>
               </w:rPr>
-              <w:t>Веб-браузер</w:t>
+              <w:t>Браузер, программа на Python (Flask), файл floraplan.db, run.bat и пакеты, secret.key</w:t>
             </w:r>
           </w:p>
         </w:tc>
@@ -7290,117 +6229,7 @@
                 <w:i w:val="0"/>
                 <w:sz w:val="24"/>
               </w:rPr>
-              <w:t>Рабочие места офиса и салонов</w:t>
-            </w:r>
-          </w:p>
-        </w:tc>
-      </w:tr>
-    </w:tbl>
-    <w:p>
-      <w:pPr>
-        <w:keepNext/>
-        <w:ind w:firstLine="0"/>
-        <w:jc w:val="right"/>
-      </w:pPr>
-      <w:r>
-        <w:rPr>
-          <w:rFonts w:ascii="Times New Roman" w:hAnsi="Times New Roman" w:cs="Times New Roman" w:eastAsia="Times New Roman"/>
-          <w:b w:val="0"/>
-          <w:i w:val="0"/>
-          <w:sz w:val="28"/>
-        </w:rPr>
-        <w:t>Продолжение таблицы 7.11</w:t>
-      </w:r>
-    </w:p>
-    <w:tbl>
-      <w:tblPr>
-        <w:tblStyle w:val="TableGrid"/>
-        <w:tblW w:type="auto" w:w="0"/>
-        <w:jc w:val="center"/>
-        <w:tblLayout w:type="fixed"/>
-        <w:tblLook w:firstColumn="1" w:firstRow="1" w:lastColumn="0" w:lastRow="0" w:noHBand="0" w:noVBand="1" w:val="04A0"/>
-        <w:tblLayout w:type="fixed"/>
-        <w:tblCaption w:val="7.11|1"/>
-      </w:tblPr>
-      <w:tblGrid>
-        <w:gridCol w:w="2268"/>
-        <w:gridCol w:w="3118"/>
-        <w:gridCol w:w="3969"/>
-      </w:tblGrid>
-      <w:tr>
-        <w:trPr>
-          <w:cantSplit/>
-          <w:tblHeader/>
-        </w:trPr>
-        <w:tc>
-          <w:tcPr>
-            <w:tcW w:type="dxa" w:w="2268"/>
-          </w:tcPr>
-          <w:p>
-            <w:pPr>
-              <w:keepNext/>
-              <w:widowControl w:val="0"/>
-              <w:spacing w:line="240" w:lineRule="auto" w:after="0"/>
-              <w:ind w:firstLine="0"/>
-              <w:jc w:val="center"/>
-            </w:pPr>
-            <w:r/>
-            <w:r>
-              <w:rPr>
-                <w:rFonts w:ascii="Times New Roman" w:hAnsi="Times New Roman" w:cs="Times New Roman" w:eastAsia="Times New Roman"/>
-                <w:b w:val="0"/>
-                <w:i w:val="0"/>
-                <w:sz w:val="24"/>
-              </w:rPr>
-              <w:t>Узел</w:t>
-            </w:r>
-          </w:p>
-        </w:tc>
-        <w:tc>
-          <w:tcPr>
-            <w:tcW w:type="dxa" w:w="3118"/>
-          </w:tcPr>
-          <w:p>
-            <w:pPr>
-              <w:keepNext/>
-              <w:widowControl w:val="0"/>
-              <w:spacing w:line="240" w:lineRule="auto" w:after="0"/>
-              <w:ind w:firstLine="0"/>
-              <w:jc w:val="center"/>
-            </w:pPr>
-            <w:r/>
-            <w:r>
-              <w:rPr>
-                <w:rFonts w:ascii="Times New Roman" w:hAnsi="Times New Roman" w:cs="Times New Roman" w:eastAsia="Times New Roman"/>
-                <w:b w:val="0"/>
-                <w:i w:val="0"/>
-                <w:sz w:val="24"/>
-              </w:rPr>
-              <w:t>Компоненты</w:t>
-            </w:r>
-          </w:p>
-        </w:tc>
-        <w:tc>
-          <w:tcPr>
-            <w:tcW w:type="dxa" w:w="3969"/>
-          </w:tcPr>
-          <w:p>
-            <w:pPr>
-              <w:keepNext/>
-              <w:widowControl w:val="0"/>
-              <w:spacing w:line="240" w:lineRule="auto" w:after="0"/>
-              <w:ind w:firstLine="0"/>
-              <w:jc w:val="center"/>
-            </w:pPr>
-            <w:r/>
-            <w:r>
-              <w:rPr>
-                <w:rFonts w:ascii="Times New Roman" w:hAnsi="Times New Roman" w:cs="Times New Roman" w:eastAsia="Times New Roman"/>
-                <w:b w:val="0"/>
-                <w:i w:val="0"/>
-                <w:sz w:val="24"/>
-              </w:rPr>
-              <w:t>Назначение</w:t>
+              <w:t>Работа флориста и владельца, хранение данных</w:t>
             </w:r>
           </w:p>
         </w:tc>
@@ -7428,7 +6257,7 @@
                 <w:i w:val="0"/>
                 <w:sz w:val="24"/>
               </w:rPr>
-              <w:t>ТСД кладовщика</w:t>
+              <w:t>Касса салона</w:t>
             </w:r>
           </w:p>
         </w:tc>
@@ -7451,7 +6280,7 @@
                 <w:i w:val="0"/>
                 <w:sz w:val="24"/>
               </w:rPr>
-              <w:t>Браузер ТСД</w:t>
+              <w:t>Контрольно-кассовая техника</w:t>
             </w:r>
           </w:p>
         </w:tc>
@@ -7474,229 +6303,7 @@
                 <w:i w:val="0"/>
                 <w:sz w:val="24"/>
               </w:rPr>
-              <w:t>Приёмка и инвентаризация</w:t>
-            </w:r>
-          </w:p>
-        </w:tc>
-      </w:tr>
-      <w:tr>
-        <w:trPr>
-          <w:cantSplit/>
-        </w:trPr>
-        <w:tc>
-          <w:tcPr>
-            <w:tcW w:type="dxa" w:w="2268"/>
-          </w:tcPr>
-          <w:p>
-            <w:pPr>
-              <w:widowControl w:val="0"/>
-              <w:spacing w:line="240" w:lineRule="auto" w:after="0"/>
-              <w:ind w:firstLine="0"/>
-              <w:jc w:val="left"/>
-            </w:pPr>
-            <w:r/>
-            <w:r>
-              <w:rPr>
-                <w:rFonts w:ascii="Times New Roman" w:hAnsi="Times New Roman" w:cs="Times New Roman" w:eastAsia="Times New Roman"/>
-                <w:b w:val="0"/>
-                <w:i w:val="0"/>
-                <w:sz w:val="24"/>
-              </w:rPr>
-              <w:t>Сервер Компании</w:t>
-            </w:r>
-          </w:p>
-        </w:tc>
-        <w:tc>
-          <w:tcPr>
-            <w:tcW w:type="dxa" w:w="3118"/>
-          </w:tcPr>
-          <w:p>
-            <w:pPr>
-              <w:widowControl w:val="0"/>
-              <w:spacing w:line="240" w:lineRule="auto" w:after="0"/>
-              <w:ind w:firstLine="0"/>
-              <w:jc w:val="left"/>
-            </w:pPr>
-            <w:r/>
-            <w:r>
-              <w:rPr>
-                <w:rFonts w:ascii="Times New Roman" w:hAnsi="Times New Roman" w:cs="Times New Roman" w:eastAsia="Times New Roman"/>
-                <w:b w:val="0"/>
-                <w:i w:val="0"/>
-                <w:sz w:val="24"/>
-              </w:rPr>
-              <w:t>proxy (Caddy), web (nginx + React), api (FastAPI), scheduler (APScheduler), db (PostgreSQL)</w:t>
-            </w:r>
-          </w:p>
-        </w:tc>
-        <w:tc>
-          <w:tcPr>
-            <w:tcW w:type="dxa" w:w="3969"/>
-          </w:tcPr>
-          <w:p>
-            <w:pPr>
-              <w:widowControl w:val="0"/>
-              <w:spacing w:line="240" w:lineRule="auto" w:after="0"/>
-              <w:ind w:firstLine="0"/>
-              <w:jc w:val="left"/>
-            </w:pPr>
-            <w:r/>
-            <w:r>
-              <w:rPr>
-                <w:rFonts w:ascii="Times New Roman" w:hAnsi="Times New Roman" w:cs="Times New Roman" w:eastAsia="Times New Roman"/>
-                <w:b w:val="0"/>
-                <w:i w:val="0"/>
-                <w:sz w:val="24"/>
-              </w:rPr>
-              <w:t>HTTPS, бизнес-логика, интеграции, задачи по расписанию (прогноз, обмен с «1С», выгрузка на сайт, резервное копирование), хранение данных</w:t>
-            </w:r>
-          </w:p>
-        </w:tc>
-      </w:tr>
-      <w:tr>
-        <w:trPr>
-          <w:cantSplit/>
-        </w:trPr>
-        <w:tc>
-          <w:tcPr>
-            <w:tcW w:type="dxa" w:w="2268"/>
-          </w:tcPr>
-          <w:p>
-            <w:pPr>
-              <w:widowControl w:val="0"/>
-              <w:spacing w:line="240" w:lineRule="auto" w:after="0"/>
-              <w:ind w:firstLine="0"/>
-              <w:jc w:val="left"/>
-            </w:pPr>
-            <w:r/>
-            <w:r>
-              <w:rPr>
-                <w:rFonts w:ascii="Times New Roman" w:hAnsi="Times New Roman" w:cs="Times New Roman" w:eastAsia="Times New Roman"/>
-                <w:b w:val="0"/>
-                <w:i w:val="0"/>
-                <w:sz w:val="24"/>
-              </w:rPr>
-              <w:t>Внешние узлы</w:t>
-            </w:r>
-          </w:p>
-        </w:tc>
-        <w:tc>
-          <w:tcPr>
-            <w:tcW w:type="dxa" w:w="3118"/>
-          </w:tcPr>
-          <w:p>
-            <w:pPr>
-              <w:widowControl w:val="0"/>
-              <w:spacing w:line="240" w:lineRule="auto" w:after="0"/>
-              <w:ind w:firstLine="0"/>
-              <w:jc w:val="left"/>
-            </w:pPr>
-            <w:r/>
-            <w:r>
-              <w:rPr>
-                <w:rFonts w:ascii="Times New Roman" w:hAnsi="Times New Roman" w:cs="Times New Roman" w:eastAsia="Times New Roman"/>
-                <w:b w:val="0"/>
-                <w:i w:val="0"/>
-                <w:sz w:val="24"/>
-              </w:rPr>
-              <w:t>«1С:Розница», кассы, интернет-магазин и маркетплейсы, погодный сервис, почтовый сервер и API поставщиков</w:t>
-            </w:r>
-          </w:p>
-        </w:tc>
-        <w:tc>
-          <w:tcPr>
-            <w:tcW w:type="dxa" w:w="3969"/>
-          </w:tcPr>
-          <w:p>
-            <w:pPr>
-              <w:widowControl w:val="0"/>
-              <w:spacing w:line="240" w:lineRule="auto" w:after="0"/>
-              <w:ind w:firstLine="0"/>
-              <w:jc w:val="left"/>
-            </w:pPr>
-            <w:r/>
-            <w:r>
-              <w:rPr>
-                <w:rFonts w:ascii="Times New Roman" w:hAnsi="Times New Roman" w:cs="Times New Roman" w:eastAsia="Times New Roman"/>
-                <w:b w:val="0"/>
-                <w:i w:val="0"/>
-                <w:sz w:val="24"/>
-              </w:rPr>
-              <w:t>Источники и приёмники данных</w:t>
-            </w:r>
-          </w:p>
-        </w:tc>
-      </w:tr>
-      <w:tr>
-        <w:trPr>
-          <w:cantSplit/>
-        </w:trPr>
-        <w:tc>
-          <w:tcPr>
-            <w:tcW w:type="dxa" w:w="2268"/>
-          </w:tcPr>
-          <w:p>
-            <w:pPr>
-              <w:widowControl w:val="0"/>
-              <w:spacing w:line="240" w:lineRule="auto" w:after="0"/>
-              <w:ind w:firstLine="0"/>
-              <w:jc w:val="left"/>
-            </w:pPr>
-            <w:r/>
-            <w:r>
-              <w:rPr>
-                <w:rFonts w:ascii="Times New Roman" w:hAnsi="Times New Roman" w:cs="Times New Roman" w:eastAsia="Times New Roman"/>
-                <w:b w:val="0"/>
-                <w:i w:val="0"/>
-                <w:sz w:val="24"/>
-              </w:rPr>
-              <w:t>Один компьютер (вариант поставки)</w:t>
-            </w:r>
-          </w:p>
-        </w:tc>
-        <w:tc>
-          <w:tcPr>
-            <w:tcW w:type="dxa" w:w="3118"/>
-          </w:tcPr>
-          <w:p>
-            <w:pPr>
-              <w:widowControl w:val="0"/>
-              <w:spacing w:line="240" w:lineRule="auto" w:after="0"/>
-              <w:ind w:firstLine="0"/>
-              <w:jc w:val="left"/>
-            </w:pPr>
-            <w:r/>
-            <w:r>
-              <w:rPr>
-                <w:rFonts w:ascii="Times New Roman" w:hAnsi="Times New Roman" w:cs="Times New Roman" w:eastAsia="Times New Roman"/>
-                <w:b w:val="0"/>
-                <w:i w:val="0"/>
-                <w:sz w:val="24"/>
-              </w:rPr>
-              <w:t>ФлораПлан.exe: веб-сервер, планировщик задач и SQLite в одном процессе</w:t>
-            </w:r>
-          </w:p>
-        </w:tc>
-        <w:tc>
-          <w:tcPr>
-            <w:tcW w:type="dxa" w:w="3969"/>
-          </w:tcPr>
-          <w:p>
-            <w:pPr>
-              <w:widowControl w:val="0"/>
-              <w:spacing w:line="240" w:lineRule="auto" w:after="0"/>
-              <w:ind w:firstLine="0"/>
-              <w:jc w:val="left"/>
-            </w:pPr>
-            <w:r/>
-            <w:r>
-              <w:rPr>
-                <w:rFonts w:ascii="Times New Roman" w:hAnsi="Times New Roman" w:cs="Times New Roman" w:eastAsia="Times New Roman"/>
-                <w:b w:val="0"/>
-                <w:i w:val="0"/>
-                <w:sz w:val="24"/>
-              </w:rPr>
-              <w:t>Работа без сервера и Docker; интерфейс открывается в браузере</w:t>
+              <w:t>Пробивает чеки; с программой не обменивается</w:t>
             </w:r>
           </w:p>
         </w:tc>
@@ -7729,7 +6336,7 @@
           <w:i w:val="0"/>
           <w:sz w:val="28"/>
         </w:rPr>
-        <w:t>В ходе работы изучены основные элементы языка UML и построена объектно-ориентированная модель информационной системы планирования процессов закупки и продажи цветочной продукции: диаграмма вариантов использования (12 вариантов, 9 действующих лиц), спецификации и диаграммы последовательности для пяти основных вариантов использования, диаграммы классов, реализующих варианты использования, диаграмма кооперации, общая диаграмма классов со стереотипами, диаграмма пакетов, диаграмма состояний объекта «Партия товара» и объединённая диаграмма компонентов и размещения.</w:t>
+        <w:t>В ходе работы изучены основные элементы языка UML и построена объектно-ориентированная модель базовой редакции информационной системы планирования процессов закупки и продажи цветочной продукции: диаграмма вариантов использования (10 вариантов, 2 действующих лица), спецификации и диаграммы последовательности для пяти вариантов использования, диаграммы классов, реализующих варианты использования, диаграмма кооперации, общая диаграмма классов со стереотипами boundary, control и entity, диаграмма пакетов, диаграмма состояний объекта «Партия товара» и объединённая диаграмма компонентов и размещения.</w:t>
       </w:r>
     </w:p>
     <w:p>
@@ -7740,7 +6347,7 @@
           <w:i w:val="0"/>
           <w:sz w:val="28"/>
         </w:rPr>
-        <w:t>Построенная модель реализует весь описанный функционал системы и служит основой для программной реализации.</w:t>
+        <w:t>Классы модели прямо соответствуют модулям программы, поэтому модель служит и описанием её устройства.</w:t>
       </w:r>
     </w:p>
     <w:p>
